--- a/fuentes/13410567_CF02_DU.docx
+++ b/fuentes/13410567_CF02_DU.docx
@@ -582,7 +582,7 @@
           <w:r>
             <w:fldChar w:fldCharType="separate"/>
           </w:r>
-          <w:hyperlink w:anchor="_Toc230720835" w:history="1">
+          <w:hyperlink w:anchor="_Toc236164291" w:history="1">
             <w:r>
               <w:rPr>
                 <w:rStyle w:val="Hipervnculo"/>
@@ -609,7 +609,7 @@
                 <w:noProof/>
                 <w:webHidden/>
               </w:rPr>
-              <w:instrText xml:space="preserve"> PAGEREF _Toc230720835 \h </w:instrText>
+              <w:instrText xml:space="preserve"> PAGEREF _Toc236164291 \h </w:instrText>
             </w:r>
             <w:r>
               <w:rPr>
@@ -654,7 +654,7 @@
               <w:lang w:val="es-ES" w:eastAsia="es-ES"/>
             </w:rPr>
           </w:pPr>
-          <w:hyperlink w:anchor="_Toc230720836" w:history="1">
+          <w:hyperlink w:anchor="_Toc236164292" w:history="1">
             <w:r>
               <w:rPr>
                 <w:rStyle w:val="Hipervnculo"/>
@@ -681,7 +681,7 @@
                 <w:noProof/>
                 <w:webHidden/>
               </w:rPr>
-              <w:instrText xml:space="preserve"> PAGEREF _Toc230720836 \h </w:instrText>
+              <w:instrText xml:space="preserve"> PAGEREF _Toc236164292 \h </w:instrText>
             </w:r>
             <w:r>
               <w:rPr>
@@ -726,7 +726,7 @@
               <w:lang w:val="es-ES" w:eastAsia="es-ES"/>
             </w:rPr>
           </w:pPr>
-          <w:hyperlink w:anchor="_Toc230720837" w:history="1">
+          <w:hyperlink w:anchor="_Toc236164293" w:history="1">
             <w:r>
               <w:rPr>
                 <w:rStyle w:val="Hipervnculo"/>
@@ -753,7 +753,7 @@
                 <w:noProof/>
                 <w:webHidden/>
               </w:rPr>
-              <w:instrText xml:space="preserve"> PAGEREF _Toc230720837 \h </w:instrText>
+              <w:instrText xml:space="preserve"> PAGEREF _Toc236164293 \h </w:instrText>
             </w:r>
             <w:r>
               <w:rPr>
@@ -798,7 +798,7 @@
               <w:lang w:val="es-ES" w:eastAsia="es-ES"/>
             </w:rPr>
           </w:pPr>
-          <w:hyperlink w:anchor="_Toc230720838" w:history="1">
+          <w:hyperlink w:anchor="_Toc236164294" w:history="1">
             <w:r>
               <w:rPr>
                 <w:rStyle w:val="Hipervnculo"/>
@@ -825,7 +825,7 @@
                 <w:noProof/>
                 <w:webHidden/>
               </w:rPr>
-              <w:instrText xml:space="preserve"> PAGEREF _Toc230720838 \h </w:instrText>
+              <w:instrText xml:space="preserve"> PAGEREF _Toc236164294 \h </w:instrText>
             </w:r>
             <w:r>
               <w:rPr>
@@ -870,7 +870,7 @@
               <w:lang w:val="es-ES" w:eastAsia="es-ES"/>
             </w:rPr>
           </w:pPr>
-          <w:hyperlink w:anchor="_Toc230720839" w:history="1">
+          <w:hyperlink w:anchor="_Toc236164295" w:history="1">
             <w:r>
               <w:rPr>
                 <w:rStyle w:val="Hipervnculo"/>
@@ -897,7 +897,7 @@
                 <w:noProof/>
                 <w:webHidden/>
               </w:rPr>
-              <w:instrText xml:space="preserve"> PAGEREF _Toc230720839 \h </w:instrText>
+              <w:instrText xml:space="preserve"> PAGEREF _Toc236164295 \h </w:instrText>
             </w:r>
             <w:r>
               <w:rPr>
@@ -942,7 +942,7 @@
               <w:lang w:val="es-ES" w:eastAsia="es-ES"/>
             </w:rPr>
           </w:pPr>
-          <w:hyperlink w:anchor="_Toc230720840" w:history="1">
+          <w:hyperlink w:anchor="_Toc236164296" w:history="1">
             <w:r>
               <w:rPr>
                 <w:rStyle w:val="Hipervnculo"/>
@@ -969,7 +969,7 @@
                 <w:noProof/>
                 <w:webHidden/>
               </w:rPr>
-              <w:instrText xml:space="preserve"> PAGEREF _Toc230720840 \h </w:instrText>
+              <w:instrText xml:space="preserve"> PAGEREF _Toc236164296 \h </w:instrText>
             </w:r>
             <w:r>
               <w:rPr>
@@ -1014,7 +1014,7 @@
               <w:lang w:val="es-ES" w:eastAsia="es-ES"/>
             </w:rPr>
           </w:pPr>
-          <w:hyperlink w:anchor="_Toc230720841" w:history="1">
+          <w:hyperlink w:anchor="_Toc236164297" w:history="1">
             <w:r>
               <w:rPr>
                 <w:rStyle w:val="Hipervnculo"/>
@@ -1041,7 +1041,7 @@
                 <w:noProof/>
                 <w:webHidden/>
               </w:rPr>
-              <w:instrText xml:space="preserve"> PAGEREF _Toc230720841 \h </w:instrText>
+              <w:instrText xml:space="preserve"> PAGEREF _Toc236164297 \h </w:instrText>
             </w:r>
             <w:r>
               <w:rPr>
@@ -1086,7 +1086,7 @@
               <w:lang w:val="es-ES" w:eastAsia="es-ES"/>
             </w:rPr>
           </w:pPr>
-          <w:hyperlink w:anchor="_Toc230720842" w:history="1">
+          <w:hyperlink w:anchor="_Toc236164298" w:history="1">
             <w:r>
               <w:rPr>
                 <w:rStyle w:val="Hipervnculo"/>
@@ -1113,7 +1113,7 @@
                 <w:noProof/>
                 <w:webHidden/>
               </w:rPr>
-              <w:instrText xml:space="preserve"> PAGEREF _Toc230720842 \h </w:instrText>
+              <w:instrText xml:space="preserve"> PAGEREF _Toc236164298 \h </w:instrText>
             </w:r>
             <w:r>
               <w:rPr>
@@ -1158,7 +1158,7 @@
               <w:lang w:val="es-ES" w:eastAsia="es-ES"/>
             </w:rPr>
           </w:pPr>
-          <w:hyperlink w:anchor="_Toc230720843" w:history="1">
+          <w:hyperlink w:anchor="_Toc236164299" w:history="1">
             <w:r>
               <w:rPr>
                 <w:rStyle w:val="Hipervnculo"/>
@@ -1185,7 +1185,7 @@
                 <w:noProof/>
                 <w:webHidden/>
               </w:rPr>
-              <w:instrText xml:space="preserve"> PAGEREF _Toc230720843 \h </w:instrText>
+              <w:instrText xml:space="preserve"> PAGEREF _Toc236164299 \h </w:instrText>
             </w:r>
             <w:r>
               <w:rPr>
@@ -1230,7 +1230,7 @@
               <w:lang w:val="es-ES" w:eastAsia="es-ES"/>
             </w:rPr>
           </w:pPr>
-          <w:hyperlink w:anchor="_Toc230720844" w:history="1">
+          <w:hyperlink w:anchor="_Toc236164300" w:history="1">
             <w:r>
               <w:rPr>
                 <w:rStyle w:val="Hipervnculo"/>
@@ -1257,7 +1257,7 @@
                 <w:noProof/>
                 <w:webHidden/>
               </w:rPr>
-              <w:instrText xml:space="preserve"> PAGEREF _Toc230720844 \h </w:instrText>
+              <w:instrText xml:space="preserve"> PAGEREF _Toc236164300 \h </w:instrText>
             </w:r>
             <w:r>
               <w:rPr>
@@ -1302,7 +1302,7 @@
               <w:lang w:val="es-ES" w:eastAsia="es-ES"/>
             </w:rPr>
           </w:pPr>
-          <w:hyperlink w:anchor="_Toc230720845" w:history="1">
+          <w:hyperlink w:anchor="_Toc236164301" w:history="1">
             <w:r>
               <w:rPr>
                 <w:rStyle w:val="Hipervnculo"/>
@@ -1329,7 +1329,7 @@
                 <w:noProof/>
                 <w:webHidden/>
               </w:rPr>
-              <w:instrText xml:space="preserve"> PAGEREF _Toc230720845 \h </w:instrText>
+              <w:instrText xml:space="preserve"> PAGEREF _Toc236164301 \h </w:instrText>
             </w:r>
             <w:r>
               <w:rPr>
@@ -1374,7 +1374,7 @@
               <w:lang w:val="es-ES" w:eastAsia="es-ES"/>
             </w:rPr>
           </w:pPr>
-          <w:hyperlink w:anchor="_Toc230720846" w:history="1">
+          <w:hyperlink w:anchor="_Toc236164302" w:history="1">
             <w:r>
               <w:rPr>
                 <w:rStyle w:val="Hipervnculo"/>
@@ -1401,7 +1401,7 @@
                 <w:noProof/>
                 <w:webHidden/>
               </w:rPr>
-              <w:instrText xml:space="preserve"> PAGEREF _Toc230720846 \h </w:instrText>
+              <w:instrText xml:space="preserve"> PAGEREF _Toc236164302 \h </w:instrText>
             </w:r>
             <w:r>
               <w:rPr>
@@ -1446,7 +1446,7 @@
               <w:lang w:val="es-ES" w:eastAsia="es-ES"/>
             </w:rPr>
           </w:pPr>
-          <w:hyperlink w:anchor="_Toc230720847" w:history="1">
+          <w:hyperlink w:anchor="_Toc236164303" w:history="1">
             <w:r>
               <w:rPr>
                 <w:rStyle w:val="Hipervnculo"/>
@@ -1473,7 +1473,7 @@
                 <w:noProof/>
                 <w:webHidden/>
               </w:rPr>
-              <w:instrText xml:space="preserve"> PAGEREF _Toc230720847 \h </w:instrText>
+              <w:instrText xml:space="preserve"> PAGEREF _Toc236164303 \h </w:instrText>
             </w:r>
             <w:r>
               <w:rPr>
@@ -1518,7 +1518,7 @@
               <w:lang w:val="es-ES" w:eastAsia="es-ES"/>
             </w:rPr>
           </w:pPr>
-          <w:hyperlink w:anchor="_Toc230720848" w:history="1">
+          <w:hyperlink w:anchor="_Toc236164304" w:history="1">
             <w:r>
               <w:rPr>
                 <w:rStyle w:val="Hipervnculo"/>
@@ -1545,7 +1545,7 @@
                 <w:noProof/>
                 <w:webHidden/>
               </w:rPr>
-              <w:instrText xml:space="preserve"> PAGEREF _Toc230720848 \h </w:instrText>
+              <w:instrText xml:space="preserve"> PAGEREF _Toc236164304 \h </w:instrText>
             </w:r>
             <w:r>
               <w:rPr>
@@ -1590,7 +1590,7 @@
               <w:lang w:val="es-ES" w:eastAsia="es-ES"/>
             </w:rPr>
           </w:pPr>
-          <w:hyperlink w:anchor="_Toc230720849" w:history="1">
+          <w:hyperlink w:anchor="_Toc236164305" w:history="1">
             <w:r>
               <w:rPr>
                 <w:rStyle w:val="Hipervnculo"/>
@@ -1617,7 +1617,7 @@
                 <w:noProof/>
                 <w:webHidden/>
               </w:rPr>
-              <w:instrText xml:space="preserve"> PAGEREF _Toc230720849 \h </w:instrText>
+              <w:instrText xml:space="preserve"> PAGEREF _Toc236164305 \h </w:instrText>
             </w:r>
             <w:r>
               <w:rPr>
@@ -1662,7 +1662,7 @@
               <w:lang w:val="es-ES" w:eastAsia="es-ES"/>
             </w:rPr>
           </w:pPr>
-          <w:hyperlink w:anchor="_Toc230720850" w:history="1">
+          <w:hyperlink w:anchor="_Toc236164306" w:history="1">
             <w:r>
               <w:rPr>
                 <w:rStyle w:val="Hipervnculo"/>
@@ -1689,7 +1689,7 @@
                 <w:noProof/>
                 <w:webHidden/>
               </w:rPr>
-              <w:instrText xml:space="preserve"> PAGEREF _Toc230720850 \h </w:instrText>
+              <w:instrText xml:space="preserve"> PAGEREF _Toc236164306 \h </w:instrText>
             </w:r>
             <w:r>
               <w:rPr>
@@ -1734,7 +1734,7 @@
               <w:lang w:val="es-ES" w:eastAsia="es-ES"/>
             </w:rPr>
           </w:pPr>
-          <w:hyperlink w:anchor="_Toc230720851" w:history="1">
+          <w:hyperlink w:anchor="_Toc236164307" w:history="1">
             <w:r>
               <w:rPr>
                 <w:rStyle w:val="Hipervnculo"/>
@@ -1761,7 +1761,7 @@
                 <w:noProof/>
                 <w:webHidden/>
               </w:rPr>
-              <w:instrText xml:space="preserve"> PAGEREF _Toc230720851 \h </w:instrText>
+              <w:instrText xml:space="preserve"> PAGEREF _Toc236164307 \h </w:instrText>
             </w:r>
             <w:r>
               <w:rPr>
@@ -1806,7 +1806,7 @@
               <w:lang w:val="es-ES" w:eastAsia="es-ES"/>
             </w:rPr>
           </w:pPr>
-          <w:hyperlink w:anchor="_Toc230720852" w:history="1">
+          <w:hyperlink w:anchor="_Toc236164308" w:history="1">
             <w:r>
               <w:rPr>
                 <w:rStyle w:val="Hipervnculo"/>
@@ -1833,7 +1833,7 @@
                 <w:noProof/>
                 <w:webHidden/>
               </w:rPr>
-              <w:instrText xml:space="preserve"> PAGEREF _Toc230720852 \h </w:instrText>
+              <w:instrText xml:space="preserve"> PAGEREF _Toc236164308 \h </w:instrText>
             </w:r>
             <w:r>
               <w:rPr>
@@ -1878,7 +1878,7 @@
               <w:lang w:val="es-ES" w:eastAsia="es-ES"/>
             </w:rPr>
           </w:pPr>
-          <w:hyperlink w:anchor="_Toc230720853" w:history="1">
+          <w:hyperlink w:anchor="_Toc236164309" w:history="1">
             <w:r>
               <w:rPr>
                 <w:rStyle w:val="Hipervnculo"/>
@@ -1905,7 +1905,7 @@
                 <w:noProof/>
                 <w:webHidden/>
               </w:rPr>
-              <w:instrText xml:space="preserve"> PAGEREF _Toc230720853 \h </w:instrText>
+              <w:instrText xml:space="preserve"> PAGEREF _Toc236164309 \h </w:instrText>
             </w:r>
             <w:r>
               <w:rPr>
@@ -1950,7 +1950,7 @@
               <w:lang w:val="es-ES" w:eastAsia="es-ES"/>
             </w:rPr>
           </w:pPr>
-          <w:hyperlink w:anchor="_Toc230720854" w:history="1">
+          <w:hyperlink w:anchor="_Toc236164310" w:history="1">
             <w:r>
               <w:rPr>
                 <w:rStyle w:val="Hipervnculo"/>
@@ -1977,7 +1977,7 @@
                 <w:noProof/>
                 <w:webHidden/>
               </w:rPr>
-              <w:instrText xml:space="preserve"> PAGEREF _Toc230720854 \h </w:instrText>
+              <w:instrText xml:space="preserve"> PAGEREF _Toc236164310 \h </w:instrText>
             </w:r>
             <w:r>
               <w:rPr>
@@ -2022,7 +2022,7 @@
               <w:lang w:val="es-ES" w:eastAsia="es-ES"/>
             </w:rPr>
           </w:pPr>
-          <w:hyperlink w:anchor="_Toc230720855" w:history="1">
+          <w:hyperlink w:anchor="_Toc236164311" w:history="1">
             <w:r>
               <w:rPr>
                 <w:rStyle w:val="Hipervnculo"/>
@@ -2049,7 +2049,7 @@
                 <w:noProof/>
                 <w:webHidden/>
               </w:rPr>
-              <w:instrText xml:space="preserve"> PAGEREF _Toc230720855 \h </w:instrText>
+              <w:instrText xml:space="preserve"> PAGEREF _Toc236164311 \h </w:instrText>
             </w:r>
             <w:r>
               <w:rPr>
@@ -2094,7 +2094,7 @@
               <w:lang w:val="es-ES" w:eastAsia="es-ES"/>
             </w:rPr>
           </w:pPr>
-          <w:hyperlink w:anchor="_Toc230720856" w:history="1">
+          <w:hyperlink w:anchor="_Toc236164312" w:history="1">
             <w:r>
               <w:rPr>
                 <w:rStyle w:val="Hipervnculo"/>
@@ -2121,7 +2121,7 @@
                 <w:noProof/>
                 <w:webHidden/>
               </w:rPr>
-              <w:instrText xml:space="preserve"> PAGEREF _Toc230720856 \h </w:instrText>
+              <w:instrText xml:space="preserve"> PAGEREF _Toc236164312 \h </w:instrText>
             </w:r>
             <w:r>
               <w:rPr>
@@ -2166,7 +2166,7 @@
               <w:lang w:val="es-ES" w:eastAsia="es-ES"/>
             </w:rPr>
           </w:pPr>
-          <w:hyperlink w:anchor="_Toc230720857" w:history="1">
+          <w:hyperlink w:anchor="_Toc236164313" w:history="1">
             <w:r>
               <w:rPr>
                 <w:rStyle w:val="Hipervnculo"/>
@@ -2193,7 +2193,7 @@
                 <w:noProof/>
                 <w:webHidden/>
               </w:rPr>
-              <w:instrText xml:space="preserve"> PAGEREF _Toc230720857 \h </w:instrText>
+              <w:instrText xml:space="preserve"> PAGEREF _Toc236164313 \h </w:instrText>
             </w:r>
             <w:r>
               <w:rPr>
@@ -2238,7 +2238,7 @@
               <w:lang w:val="es-ES" w:eastAsia="es-ES"/>
             </w:rPr>
           </w:pPr>
-          <w:hyperlink w:anchor="_Toc230720858" w:history="1">
+          <w:hyperlink w:anchor="_Toc236164314" w:history="1">
             <w:r>
               <w:rPr>
                 <w:rStyle w:val="Hipervnculo"/>
@@ -2265,7 +2265,7 @@
                 <w:noProof/>
                 <w:webHidden/>
               </w:rPr>
-              <w:instrText xml:space="preserve"> PAGEREF _Toc230720858 \h </w:instrText>
+              <w:instrText xml:space="preserve"> PAGEREF _Toc236164314 \h </w:instrText>
             </w:r>
             <w:r>
               <w:rPr>
@@ -2310,7 +2310,7 @@
               <w:lang w:val="es-ES" w:eastAsia="es-ES"/>
             </w:rPr>
           </w:pPr>
-          <w:hyperlink w:anchor="_Toc230720859" w:history="1">
+          <w:hyperlink w:anchor="_Toc236164315" w:history="1">
             <w:r>
               <w:rPr>
                 <w:rStyle w:val="Hipervnculo"/>
@@ -2337,7 +2337,7 @@
                 <w:noProof/>
                 <w:webHidden/>
               </w:rPr>
-              <w:instrText xml:space="preserve"> PAGEREF _Toc230720859 \h </w:instrText>
+              <w:instrText xml:space="preserve"> PAGEREF _Toc236164315 \h </w:instrText>
             </w:r>
             <w:r>
               <w:rPr>
@@ -2382,7 +2382,7 @@
               <w:lang w:val="es-ES" w:eastAsia="es-ES"/>
             </w:rPr>
           </w:pPr>
-          <w:hyperlink w:anchor="_Toc230720860" w:history="1">
+          <w:hyperlink w:anchor="_Toc236164316" w:history="1">
             <w:r>
               <w:rPr>
                 <w:rStyle w:val="Hipervnculo"/>
@@ -2409,7 +2409,7 @@
                 <w:noProof/>
                 <w:webHidden/>
               </w:rPr>
-              <w:instrText xml:space="preserve"> PAGEREF _Toc230720860 \h </w:instrText>
+              <w:instrText xml:space="preserve"> PAGEREF _Toc236164316 \h </w:instrText>
             </w:r>
             <w:r>
               <w:rPr>
@@ -2454,7 +2454,7 @@
               <w:lang w:val="es-ES" w:eastAsia="es-ES"/>
             </w:rPr>
           </w:pPr>
-          <w:hyperlink w:anchor="_Toc230720861" w:history="1">
+          <w:hyperlink w:anchor="_Toc236164317" w:history="1">
             <w:r>
               <w:rPr>
                 <w:rStyle w:val="Hipervnculo"/>
@@ -2481,7 +2481,7 @@
                 <w:noProof/>
                 <w:webHidden/>
               </w:rPr>
-              <w:instrText xml:space="preserve"> PAGEREF _Toc230720861 \h </w:instrText>
+              <w:instrText xml:space="preserve"> PAGEREF _Toc236164317 \h </w:instrText>
             </w:r>
             <w:r>
               <w:rPr>
@@ -2526,7 +2526,7 @@
               <w:lang w:val="es-ES" w:eastAsia="es-ES"/>
             </w:rPr>
           </w:pPr>
-          <w:hyperlink w:anchor="_Toc230720862" w:history="1">
+          <w:hyperlink w:anchor="_Toc236164318" w:history="1">
             <w:r>
               <w:rPr>
                 <w:rStyle w:val="Hipervnculo"/>
@@ -2553,7 +2553,7 @@
                 <w:noProof/>
                 <w:webHidden/>
               </w:rPr>
-              <w:instrText xml:space="preserve"> PAGEREF _Toc230720862 \h </w:instrText>
+              <w:instrText xml:space="preserve"> PAGEREF _Toc236164318 \h </w:instrText>
             </w:r>
             <w:r>
               <w:rPr>
@@ -2598,7 +2598,7 @@
               <w:lang w:val="es-ES" w:eastAsia="es-ES"/>
             </w:rPr>
           </w:pPr>
-          <w:hyperlink w:anchor="_Toc230720863" w:history="1">
+          <w:hyperlink w:anchor="_Toc236164319" w:history="1">
             <w:r>
               <w:rPr>
                 <w:rStyle w:val="Hipervnculo"/>
@@ -2625,7 +2625,7 @@
                 <w:noProof/>
                 <w:webHidden/>
               </w:rPr>
-              <w:instrText xml:space="preserve"> PAGEREF _Toc230720863 \h </w:instrText>
+              <w:instrText xml:space="preserve"> PAGEREF _Toc236164319 \h </w:instrText>
             </w:r>
             <w:r>
               <w:rPr>
@@ -2673,7 +2673,7 @@
       <w:pPr>
         <w:pStyle w:val="Titulosgenerales"/>
       </w:pPr>
-      <w:bookmarkStart w:id="0" w:name="_Toc230720835"/>
+      <w:bookmarkStart w:id="0" w:name="_Toc236164291"/>
       <w:r>
         <w:lastRenderedPageBreak/>
         <w:t>Introducción</w:t>
@@ -2708,7 +2708,7 @@
       <w:pPr>
         <w:pStyle w:val="Ttulo1"/>
       </w:pPr>
-      <w:bookmarkStart w:id="1" w:name="_Toc230720836"/>
+      <w:bookmarkStart w:id="1" w:name="_Toc236164292"/>
       <w:r>
         <w:lastRenderedPageBreak/>
         <w:t xml:space="preserve">Hoja de cálculo – Microsoft </w:t>
@@ -2729,9 +2729,6 @@
         <w:t xml:space="preserve"> es una herramienta de hoja de cálculo desarrollada por Microsoft que permite crear, organizar, procesar y analizar información mediante tablas, fórmulas, funciones y gráficos. Hace parte del paquete de aplicaciones ofimáticas y se utiliza ampliamente en contextos académicos, administrativos y empresariales. </w:t>
       </w:r>
       <w:r>
-        <w:rPr>
-          <w:rStyle w:val="Extranjerismo"/>
-        </w:rPr>
         <w:t>Excel</w:t>
       </w:r>
       <w:r>
@@ -2743,9 +2740,6 @@
         <w:t xml:space="preserve">A continuación, se presenta un video sobre la importancia y aplicaciones de Microsoft </w:t>
       </w:r>
       <w:r>
-        <w:rPr>
-          <w:rStyle w:val="Extranjerismo"/>
-        </w:rPr>
         <w:t>Excel</w:t>
       </w:r>
       <w:r>
@@ -2773,7 +2767,7 @@
           <w:noProof/>
         </w:rPr>
         <w:drawing>
-          <wp:inline distT="0" distB="0" distL="0" distR="0" wp14:anchorId="6B02ABBA" wp14:editId="517B1CBC">
+          <wp:inline distT="0" distB="0" distL="0" distR="0" wp14:anchorId="6B02ABBA" wp14:editId="20E58508">
             <wp:extent cx="4680000" cy="2632383"/>
             <wp:effectExtent l="0" t="0" r="6350" b="0"/>
             <wp:docPr id="3" name="Imagen 3">
@@ -2966,7 +2960,7 @@
       <w:pPr>
         <w:pStyle w:val="Ttulo2"/>
       </w:pPr>
-      <w:bookmarkStart w:id="2" w:name="_Toc230720837"/>
+      <w:bookmarkStart w:id="2" w:name="_Toc236164293"/>
       <w:r>
         <w:t>Interfaz y entorno de trabajo</w:t>
       </w:r>
@@ -3050,9 +3044,6 @@
         <w:t xml:space="preserve">El entorno de Microsoft </w:t>
       </w:r>
       <w:r>
-        <w:rPr>
-          <w:rStyle w:val="Extranjerismo"/>
-        </w:rPr>
         <w:t>Excel</w:t>
       </w:r>
       <w:r>
@@ -3339,9 +3330,6 @@
         <w:t xml:space="preserve">A continuación, se presentan los principales componentes de la interfaz de </w:t>
       </w:r>
       <w:r>
-        <w:rPr>
-          <w:rStyle w:val="Extranjerismo"/>
-        </w:rPr>
         <w:t>Excel</w:t>
       </w:r>
       <w:r>
@@ -3388,9 +3376,6 @@
         <w:t xml:space="preserve">Constituye el núcleo de control de </w:t>
       </w:r>
       <w:r>
-        <w:rPr>
-          <w:rStyle w:val="Extranjerismo"/>
-        </w:rPr>
         <w:t>Excel</w:t>
       </w:r>
       <w:r>
@@ -3471,51 +3456,48 @@
         <w:t xml:space="preserve">Unidad básica de almacenamiento de datos. Pueden contener texto, números o fórmulas. Constituyen la base operativa de </w:t>
       </w:r>
       <w:r>
+        <w:t>Excel</w:t>
+      </w:r>
+      <w:r>
+        <w:t>.</w:t>
+      </w:r>
+    </w:p>
+    <w:p>
+      <w:pPr>
+        <w:pStyle w:val="Ttulo3"/>
+      </w:pPr>
+      <w:r>
+        <w:t>Pestañas de hojas</w:t>
+      </w:r>
+    </w:p>
+    <w:p>
+      <w:r>
+        <w:t>Ubicadas en la parte inferior del libro. Permiten crear, renombrar y organizar múltiples hojas dentro de un mismo archivo.</w:t>
+      </w:r>
+    </w:p>
+    <w:p>
+      <w:pPr>
+        <w:pStyle w:val="Ttulo3"/>
+      </w:pPr>
+      <w:r>
+        <w:t>Barra de estado</w:t>
+      </w:r>
+    </w:p>
+    <w:p>
+      <w:r>
+        <w:t xml:space="preserve">Situada en la parte inferior de la ventana. Presenta información rápida como suma, promedio, conteo y nivel de </w:t>
+      </w:r>
+      <w:r>
         <w:rPr>
           <w:rStyle w:val="Extranjerismo"/>
         </w:rPr>
-        <w:t>Excel</w:t>
+        <w:t>zoom</w:t>
       </w:r>
       <w:r>
         <w:t>.</w:t>
       </w:r>
     </w:p>
     <w:p>
-      <w:pPr>
-        <w:pStyle w:val="Ttulo3"/>
-      </w:pPr>
-      <w:r>
-        <w:t>Pestañas de hojas</w:t>
-      </w:r>
-    </w:p>
-    <w:p>
-      <w:r>
-        <w:t>Ubicadas en la parte inferior del libro. Permiten crear, renombrar y organizar múltiples hojas dentro de un mismo archivo.</w:t>
-      </w:r>
-    </w:p>
-    <w:p>
-      <w:pPr>
-        <w:pStyle w:val="Ttulo3"/>
-      </w:pPr>
-      <w:r>
-        <w:t>Barra de estado</w:t>
-      </w:r>
-    </w:p>
-    <w:p>
-      <w:r>
-        <w:t xml:space="preserve">Situada en la parte inferior de la ventana. Presenta información rápida como suma, promedio, conteo y nivel de </w:t>
-      </w:r>
-      <w:r>
-        <w:rPr>
-          <w:rStyle w:val="Extranjerismo"/>
-        </w:rPr>
-        <w:t>zoom</w:t>
-      </w:r>
-      <w:r>
-        <w:t>.</w:t>
-      </w:r>
-    </w:p>
-    <w:p>
       <w:r>
         <w:t>Estos componentes permiten desarrollar tareas con mayor orden y eficiencia. Por ejemplo:</w:t>
       </w:r>
@@ -3556,7 +3538,7 @@
       <w:pPr>
         <w:pStyle w:val="Ttulo2"/>
       </w:pPr>
-      <w:bookmarkStart w:id="3" w:name="_Toc230720838"/>
+      <w:bookmarkStart w:id="3" w:name="_Toc236164294"/>
       <w:r>
         <w:t>Cinta de opciones y organización de herramientas</w:t>
       </w:r>
@@ -3567,9 +3549,6 @@
         <w:t xml:space="preserve">La cinta de opciones es el principal elemento de control en Microsoft </w:t>
       </w:r>
       <w:r>
-        <w:rPr>
-          <w:rStyle w:val="Extranjerismo"/>
-        </w:rPr>
         <w:t>Excel</w:t>
       </w:r>
       <w:r>
@@ -3580,57 +3559,48 @@
         <w:t xml:space="preserve">Está diseñada bajo un modelo jerárquico que organiza las funciones de forma lógica, facilitando el acceso según el tipo de tarea que se desea realizar. El dominio de la cinta de opciones permite optimizar el uso de </w:t>
       </w:r>
       <w:r>
+        <w:t>Excel</w:t>
+      </w:r>
+      <w:r>
+        <w:t>, reducir tiempos de ejecución y aplicar correctamente las herramientas disponibles.</w:t>
+      </w:r>
+    </w:p>
+    <w:p>
+      <w:r>
+        <w:t xml:space="preserve">La cinta de opciones en Microsoft </w:t>
+      </w:r>
+      <w:r>
+        <w:t>Excel</w:t>
+      </w:r>
+      <w:r>
+        <w:t xml:space="preserve"> está organizada en tres niveles fundamentales: pestañas, grupos de herramientas y comandos. Esta estructura favorece una navegación ordenada y eficiente dentro del programa.</w:t>
+      </w:r>
+    </w:p>
+    <w:p>
+      <w:pPr>
+        <w:pStyle w:val="Ttulo3"/>
+      </w:pPr>
+      <w:r>
+        <w:t>Pestañas (</w:t>
+      </w:r>
+      <w:r>
         <w:rPr>
           <w:rStyle w:val="Extranjerismo"/>
         </w:rPr>
+        <w:t>Tabs</w:t>
+      </w:r>
+      <w:r>
+        <w:t>)</w:t>
+      </w:r>
+    </w:p>
+    <w:p>
+      <w:r>
+        <w:t xml:space="preserve">Las pestañas son las categorías principales que agrupan las herramientas según su funcionalidad. Cada una está orientada a un tipo específico de tarea dentro de </w:t>
+      </w:r>
+      <w:r>
         <w:t>Excel</w:t>
       </w:r>
       <w:r>
-        <w:t>, reducir tiempos de ejecución y aplicar correctamente las herramientas disponibles.</w:t>
-      </w:r>
-    </w:p>
-    <w:p>
-      <w:r>
-        <w:t xml:space="preserve">La cinta de opciones en Microsoft </w:t>
-      </w:r>
-      <w:r>
-        <w:rPr>
-          <w:rStyle w:val="Extranjerismo"/>
-        </w:rPr>
-        <w:t>Excel</w:t>
-      </w:r>
-      <w:r>
-        <w:t xml:space="preserve"> está organizada en tres niveles fundamentales: pestañas, grupos de herramientas y comandos. Esta estructura favorece una navegación ordenada y eficiente dentro del programa.</w:t>
-      </w:r>
-    </w:p>
-    <w:p>
-      <w:pPr>
-        <w:pStyle w:val="Ttulo3"/>
-      </w:pPr>
-      <w:r>
-        <w:t>Pestañas (</w:t>
-      </w:r>
-      <w:r>
-        <w:rPr>
-          <w:rStyle w:val="Extranjerismo"/>
-        </w:rPr>
-        <w:t>Tabs</w:t>
-      </w:r>
-      <w:r>
-        <w:t>)</w:t>
-      </w:r>
-    </w:p>
-    <w:p>
-      <w:r>
-        <w:t xml:space="preserve">Las pestañas son las categorías principales que agrupan las herramientas según su funcionalidad. Cada una está orientada a un tipo específico de tarea dentro de </w:t>
-      </w:r>
-      <w:r>
-        <w:rPr>
-          <w:rStyle w:val="Extranjerismo"/>
-        </w:rPr>
-        <w:t>Excel</w:t>
-      </w:r>
-      <w:r>
         <w:t>. A continuación, se relacionan las principales pestañas y su utilidad:</w:t>
       </w:r>
     </w:p>
@@ -3644,7 +3614,7 @@
     </w:p>
     <w:p>
       <w:r>
-        <w:t>de edición y formato. Incluye copiar, pegar, cambiar fuente, alinear contenido y aplicar estilos.</w:t>
+        <w:t>Permite realizar tareas básicas de edición y formato. Incluye copiar, pegar, cambiar fuente, alinear contenido y aplicar estilos.</w:t>
       </w:r>
     </w:p>
     <w:p>
@@ -4249,9 +4219,6 @@
         <w:t xml:space="preserve">Las pestañas organizan las herramientas según el tipo de actividad que se desea desarrollar. Esto permite al usuario localizar funciones con rapidez y trabajar de manera lógica dentro del programa. El conocimiento de las pestañas mejora la productividad, facilita la ejecución de tareas específicas y fortalece el manejo profesional de </w:t>
       </w:r>
       <w:r>
-        <w:rPr>
-          <w:rStyle w:val="Extranjerismo"/>
-        </w:rPr>
         <w:t>Excel</w:t>
       </w:r>
       <w:r>
@@ -4263,9 +4230,6 @@
         <w:t xml:space="preserve">Dentro de cada pestaña, las herramientas se organizan en grupos según su funcionalidad específica. Esta distribución permite localizar con rapidez los comandos relacionados y mejora la eficiencia en el trabajo dentro de Microsoft </w:t>
       </w:r>
       <w:r>
-        <w:rPr>
-          <w:rStyle w:val="Extranjerismo"/>
-        </w:rPr>
         <w:t>Excel</w:t>
       </w:r>
       <w:r>
@@ -4285,9 +4249,6 @@
         <w:t xml:space="preserve">La pestaña Inicio contiene algunos de los grupos más utilizados durante el trabajo diario en </w:t>
       </w:r>
       <w:r>
-        <w:rPr>
-          <w:rStyle w:val="Extranjerismo"/>
-        </w:rPr>
         <w:t>Excel</w:t>
       </w:r>
       <w:r>
@@ -4574,9 +4535,6 @@
         <w:t xml:space="preserve">Los grupos permiten organizar herramientas relacionadas dentro de cada pestaña, facilitando una navegación más rápida y ordenada. Gracias a esta estructura, el usuario identifica con facilidad la herramienta adecuada según la tarea requerida. El conocimiento de los grupos de herramientas mejora la productividad, reduce tiempos de búsqueda y fortalece el manejo operativo de </w:t>
       </w:r>
       <w:r>
-        <w:rPr>
-          <w:rStyle w:val="Extranjerismo"/>
-        </w:rPr>
         <w:t>Excel</w:t>
       </w:r>
       <w:r>
@@ -4797,9 +4755,6 @@
         <w:t xml:space="preserve">Su uso adecuado mejora la productividad, reduce errores y optimiza el trabajo dentro de </w:t>
       </w:r>
       <w:r>
-        <w:rPr>
-          <w:rStyle w:val="Extranjerismo"/>
-        </w:rPr>
         <w:t>Excel</w:t>
       </w:r>
       <w:r>
@@ -4885,9 +4840,6 @@
         <w:t xml:space="preserve">Para crear un gráfico en </w:t>
       </w:r>
       <w:r>
-        <w:rPr>
-          <w:rStyle w:val="Extranjerismo"/>
-        </w:rPr>
         <w:t>Excel</w:t>
       </w:r>
       <w:r>
@@ -5012,9 +4964,6 @@
         <w:t xml:space="preserve">El área de trabajo en Microsoft </w:t>
       </w:r>
       <w:r>
-        <w:rPr>
-          <w:rStyle w:val="Extranjerismo"/>
-        </w:rPr>
         <w:t>Excel</w:t>
       </w:r>
       <w:r>
@@ -5125,6 +5074,7 @@
     </w:p>
     <w:p>
       <w:pPr>
+        <w:ind w:firstLine="0"/>
         <w:jc w:val="center"/>
         <w:rPr>
           <w:lang w:eastAsia="es-CO"/>
@@ -5459,9 +5409,6 @@
         <w:t xml:space="preserve">Las hojas permiten trabajar con múltiples conjuntos de datos dentro de un mismo archivo, denominado libro de </w:t>
       </w:r>
       <w:r>
-        <w:rPr>
-          <w:rStyle w:val="Extranjerismo"/>
-        </w:rPr>
         <w:t>Excel</w:t>
       </w:r>
       <w:r>
@@ -5600,9 +5547,6 @@
         <w:t xml:space="preserve">La estructura de </w:t>
       </w:r>
       <w:r>
-        <w:rPr>
-          <w:rStyle w:val="Extranjerismo"/>
-        </w:rPr>
         <w:t>Excel</w:t>
       </w:r>
       <w:r>
@@ -5700,7 +5644,13 @@
     <w:p>
       <w:r>
         <w:lastRenderedPageBreak/>
-        <w:t>Para calcular el total puede utilizarse la fórmula: = B2*C2</w:t>
+        <w:t>Para calcular el total</w:t>
+      </w:r>
+      <w:r>
+        <w:t>,</w:t>
+      </w:r>
+      <w:r>
+        <w:t xml:space="preserve"> puede utilizarse la fórmula: = B2*C2</w:t>
       </w:r>
     </w:p>
     <w:p>
@@ -5783,9 +5733,6 @@
         <w:t xml:space="preserve">Tipos de datos en </w:t>
       </w:r>
       <w:r>
-        <w:rPr>
-          <w:rStyle w:val="Extranjerismo"/>
-        </w:rPr>
         <w:t>Excel</w:t>
       </w:r>
     </w:p>
@@ -5794,9 +5741,6 @@
         <w:t xml:space="preserve">En Microsoft </w:t>
       </w:r>
       <w:r>
-        <w:rPr>
-          <w:rStyle w:val="Extranjerismo"/>
-        </w:rPr>
         <w:t>Excel</w:t>
       </w:r>
       <w:r>
@@ -5880,9 +5824,6 @@
         <w:t xml:space="preserve">En este video se abordará un concepto fundamental para el manejo de hojas de cálculo: los tipos de datos en Microsoft </w:t>
       </w:r>
       <w:r>
-        <w:rPr>
-          <w:rStyle w:val="Extranjerismo"/>
-        </w:rPr>
         <w:t>Excel</w:t>
       </w:r>
       <w:r>
@@ -5891,25 +5832,17 @@
     </w:p>
     <w:p>
       <w:pPr>
-        <w:pStyle w:val="Ttulo4"/>
-      </w:pPr>
-      <w:r>
-        <w:t>Tipos de datos</w:t>
-      </w:r>
-    </w:p>
-    <w:p>
-      <w:r>
-        <w:t xml:space="preserve">En este video se abordará un concepto fundamental para el manejo de hojas de cálculo: los tipos de datos en Microsoft </w:t>
-      </w:r>
-      <w:r>
-        <w:rPr>
-          <w:rStyle w:val="Extranjerismo"/>
-        </w:rPr>
-        <w:t>Excel</w:t>
-      </w:r>
-      <w:r>
-        <w:t>:</w:t>
-      </w:r>
+        <w:rPr>
+          <w:lang w:val="es-419" w:eastAsia="es-CO"/>
+        </w:rPr>
+      </w:pPr>
+    </w:p>
+    <w:p>
+      <w:pPr>
+        <w:rPr>
+          <w:lang w:val="es-419" w:eastAsia="es-CO"/>
+        </w:rPr>
+      </w:pPr>
     </w:p>
     <w:p>
       <w:pPr>
@@ -5953,7 +5886,7 @@
           <w:noProof/>
         </w:rPr>
         <w:drawing>
-          <wp:inline distT="0" distB="0" distL="0" distR="0" wp14:anchorId="60F566AF" wp14:editId="281BC3BE">
+          <wp:inline distT="0" distB="0" distL="0" distR="0" wp14:anchorId="60F566AF" wp14:editId="6F7970B3">
             <wp:extent cx="4680000" cy="2632383"/>
             <wp:effectExtent l="0" t="0" r="6350" b="0"/>
             <wp:docPr id="4" name="Imagen 4"/>
@@ -6048,13 +5981,7 @@
               <w:rPr>
                 <w:b/>
               </w:rPr>
-              <w:t xml:space="preserve">del video. </w:t>
-            </w:r>
-            <w:r>
-              <w:rPr>
-                <w:b/>
-              </w:rPr>
-              <w:t>Tipos de datos</w:t>
+              <w:t>del video. Tipos de datos</w:t>
             </w:r>
           </w:p>
         </w:tc>
@@ -6110,9 +6037,6 @@
         <w:t xml:space="preserve">A continuación, se presentan los principales tipos de datos utilizados en </w:t>
       </w:r>
       <w:r>
-        <w:rPr>
-          <w:rStyle w:val="Extranjerismo"/>
-        </w:rPr>
         <w:t>Excel</w:t>
       </w:r>
       <w:r>
@@ -6191,11 +6115,6 @@
         <w:t xml:space="preserve">Ejemplo en </w:t>
       </w:r>
       <w:r>
-        <w:rPr>
-          <w:rStyle w:val="Extranjerismo"/>
-          <w:b/>
-          <w:bCs/>
-        </w:rPr>
         <w:t>Excel</w:t>
       </w:r>
       <w:r>
@@ -6413,9 +6332,6 @@
         <w:ind w:left="1276"/>
       </w:pPr>
       <w:r>
-        <w:rPr>
-          <w:rStyle w:val="Extranjerismo"/>
-        </w:rPr>
         <w:t>Excel</w:t>
       </w:r>
       <w:r>
@@ -6717,9 +6633,6 @@
         <w:t xml:space="preserve">El tipo de dato define cómo </w:t>
       </w:r>
       <w:r>
-        <w:rPr>
-          <w:rStyle w:val="Extranjerismo"/>
-        </w:rPr>
         <w:t>Excel</w:t>
       </w:r>
       <w:r>
@@ -6943,9 +6856,6 @@
         <w:t xml:space="preserve">La correcta clasificación de los datos mejora la precisión, confiabilidad y eficiencia del trabajo en </w:t>
       </w:r>
       <w:r>
-        <w:rPr>
-          <w:rStyle w:val="Extranjerismo"/>
-        </w:rPr>
         <w:t>Excel</w:t>
       </w:r>
       <w:r>
@@ -6965,7 +6875,7 @@
       <w:pPr>
         <w:pStyle w:val="Ttulo1"/>
       </w:pPr>
-      <w:bookmarkStart w:id="4" w:name="_Toc230720839"/>
+      <w:bookmarkStart w:id="4" w:name="_Toc236164295"/>
       <w:r>
         <w:lastRenderedPageBreak/>
         <w:t>Gestión y organización de datos</w:t>
@@ -6977,9 +6887,6 @@
         <w:t xml:space="preserve">El ingreso de datos consiste en introducir información en las celdas de </w:t>
       </w:r>
       <w:r>
-        <w:rPr>
-          <w:rStyle w:val="Extranjerismo"/>
-        </w:rPr>
         <w:t>Excel</w:t>
       </w:r>
       <w:r>
@@ -7150,9 +7057,6 @@
         <w:t xml:space="preserve">Para complementar la gestión y organización de datos en </w:t>
       </w:r>
       <w:r>
-        <w:rPr>
-          <w:rStyle w:val="Extranjerismo"/>
-        </w:rPr>
         <w:t>Excel</w:t>
       </w:r>
       <w:r>
@@ -7242,9 +7146,6 @@
         <w:t xml:space="preserve">Para utilizar esta herramienta en </w:t>
       </w:r>
       <w:r>
-        <w:rPr>
-          <w:rStyle w:val="Extranjerismo"/>
-        </w:rPr>
         <w:t>Excel</w:t>
       </w:r>
       <w:r>
@@ -7356,9 +7257,6 @@
     </w:p>
     <w:p>
       <w:r>
-        <w:rPr>
-          <w:rStyle w:val="Extranjerismo"/>
-        </w:rPr>
         <w:t>Excel</w:t>
       </w:r>
       <w:r>
@@ -7441,7 +7339,7 @@
           <w:numId w:val="13"/>
         </w:numPr>
       </w:pPr>
-      <w:bookmarkStart w:id="5" w:name="_Toc230720840"/>
+      <w:bookmarkStart w:id="5" w:name="_Toc236164296"/>
       <w:r>
         <w:t>Ordenamiento y filtrado de información</w:t>
       </w:r>
@@ -7677,9 +7575,6 @@
         <w:t xml:space="preserve">En este video se explicará cómo organizar información en Microsoft </w:t>
       </w:r>
       <w:r>
-        <w:rPr>
-          <w:rStyle w:val="Extranjerismo"/>
-        </w:rPr>
         <w:t>Excel</w:t>
       </w:r>
       <w:r>
@@ -7704,7 +7599,7 @@
           <w:noProof/>
         </w:rPr>
         <w:drawing>
-          <wp:inline distT="0" distB="0" distL="0" distR="0" wp14:anchorId="0E388F03" wp14:editId="7074F6CA">
+          <wp:inline distT="0" distB="0" distL="0" distR="0" wp14:anchorId="0E388F03" wp14:editId="0E3056AA">
             <wp:extent cx="4680000" cy="2632383"/>
             <wp:effectExtent l="0" t="0" r="6350" b="0"/>
             <wp:docPr id="5" name="Imagen 5"/>
@@ -7793,13 +7688,7 @@
               <w:rPr>
                 <w:b/>
               </w:rPr>
-              <w:t xml:space="preserve">Síntesis del video. </w:t>
-            </w:r>
-            <w:r>
-              <w:rPr>
-                <w:b/>
-              </w:rPr>
-              <w:t>Ordenamiento simple y multinivel</w:t>
+              <w:t>Síntesis del video. Ordenamiento simple y multinivel</w:t>
             </w:r>
           </w:p>
         </w:tc>
@@ -8125,7 +8014,7 @@
       <w:pPr>
         <w:pStyle w:val="Ttulo2"/>
       </w:pPr>
-      <w:bookmarkStart w:id="6" w:name="_Toc230720841"/>
+      <w:bookmarkStart w:id="6" w:name="_Toc236164297"/>
       <w:r>
         <w:lastRenderedPageBreak/>
         <w:t>Formato de celdas (numérico, texto, fecha)</w:t>
@@ -8233,9 +8122,6 @@
         <w:t xml:space="preserve">: evita que </w:t>
       </w:r>
       <w:r>
-        <w:rPr>
-          <w:rStyle w:val="Extranjerismo"/>
-        </w:rPr>
         <w:t>Excel</w:t>
       </w:r>
       <w:r>
@@ -8357,7 +8243,7 @@
       <w:pPr>
         <w:pStyle w:val="Ttulo2"/>
       </w:pPr>
-      <w:bookmarkStart w:id="7" w:name="_Toc230720842"/>
+      <w:bookmarkStart w:id="7" w:name="_Toc236164298"/>
       <w:r>
         <w:t>Uso de tablas estructuradas</w:t>
       </w:r>
@@ -8681,7 +8567,7 @@
       <w:pPr>
         <w:pStyle w:val="Ttulo1"/>
       </w:pPr>
-      <w:bookmarkStart w:id="8" w:name="_Toc230720843"/>
+      <w:bookmarkStart w:id="8" w:name="_Toc236164299"/>
       <w:r>
         <w:lastRenderedPageBreak/>
         <w:t>Fórmulas y funciones esenciales</w:t>
@@ -8708,7 +8594,7 @@
       <w:pPr>
         <w:pStyle w:val="Ttulo2"/>
       </w:pPr>
-      <w:bookmarkStart w:id="9" w:name="_Toc230720844"/>
+      <w:bookmarkStart w:id="9" w:name="_Toc236164300"/>
       <w:r>
         <w:t>Estructura de una fórmula</w:t>
       </w:r>
@@ -8719,9 +8605,6 @@
         <w:t xml:space="preserve">Una fórmula en Microsoft </w:t>
       </w:r>
       <w:r>
-        <w:rPr>
-          <w:rStyle w:val="Extranjerismo"/>
-        </w:rPr>
         <w:t>Excel</w:t>
       </w:r>
       <w:r>
@@ -9244,9 +9127,6 @@
         <w:t xml:space="preserve">A continuación, se presentan los principales operadores utilizados en </w:t>
       </w:r>
       <w:r>
-        <w:rPr>
-          <w:rStyle w:val="Extranjerismo"/>
-        </w:rPr>
         <w:t>Excel</w:t>
       </w:r>
       <w:r>
@@ -9318,9 +9198,6 @@
         <w:t xml:space="preserve">El dominio de la estructura de las fórmulas permite construir cálculos más precisos, automatizar procesos repetitivos y aprovechar de manera eficiente las capacidades analíticas de </w:t>
       </w:r>
       <w:r>
-        <w:rPr>
-          <w:rStyle w:val="Extranjerismo"/>
-        </w:rPr>
         <w:t>Excel</w:t>
       </w:r>
       <w:r>
@@ -9402,9 +9279,6 @@
         <w:t xml:space="preserve">Las fórmulas en Microsoft </w:t>
       </w:r>
       <w:r>
-        <w:rPr>
-          <w:rStyle w:val="Extranjerismo"/>
-        </w:rPr>
         <w:t>Excel</w:t>
       </w:r>
       <w:r>
@@ -9457,9 +9331,6 @@
         <w:t xml:space="preserve">Incluyen más de un operador dentro de la misma expresión. </w:t>
       </w:r>
       <w:r>
-        <w:rPr>
-          <w:rStyle w:val="Extranjerismo"/>
-        </w:rPr>
         <w:t>Excel</w:t>
       </w:r>
       <w:r>
@@ -9496,9 +9367,6 @@
         <w:t xml:space="preserve">Utilizan funciones integradas de </w:t>
       </w:r>
       <w:r>
-        <w:rPr>
-          <w:rStyle w:val="Extranjerismo"/>
-        </w:rPr>
         <w:t>Excel</w:t>
       </w:r>
       <w:r>
@@ -9535,9 +9403,6 @@
         <w:t xml:space="preserve">Para obtener resultados correctos, </w:t>
       </w:r>
       <w:r>
-        <w:rPr>
-          <w:rStyle w:val="Extranjerismo"/>
-        </w:rPr>
         <w:t>Excel</w:t>
       </w:r>
       <w:r>
@@ -9554,9 +9419,6 @@
     </w:p>
     <w:p>
       <w:r>
-        <w:rPr>
-          <w:rStyle w:val="Extranjerismo"/>
-        </w:rPr>
         <w:t>Excel</w:t>
       </w:r>
       <w:r>
@@ -9702,6 +9564,14 @@
       <w:r>
         <w:t>Ejemplo de error:</w:t>
       </w:r>
+      <w:r>
+        <w:t xml:space="preserve"> </w:t>
+      </w:r>
+    </w:p>
+    <w:p>
+      <w:r>
+        <w:t>= A1 / 0</w:t>
+      </w:r>
     </w:p>
     <w:p>
       <w:r>
@@ -9712,7 +9582,7 @@
       <w:pPr>
         <w:pStyle w:val="Ttulo2"/>
       </w:pPr>
-      <w:bookmarkStart w:id="10" w:name="_Toc230720845"/>
+      <w:bookmarkStart w:id="10" w:name="_Toc236164301"/>
       <w:r>
         <w:t>Referencias relativas, absolutas y mixtas</w:t>
       </w:r>
@@ -9726,7 +9596,11 @@
         <w:t>Excel</w:t>
       </w:r>
       <w:r>
-        <w:t xml:space="preserve"> indican la ubicación de los datos utilizados en una fórmula. Según su tipo, estas referencias pueden cambiar automáticamente o mantenerse fijas al copiar o arrastrar una fórmula hacia otras celdas. El uso correcto de las referencias es fundamental para automatizar cálculos, optimizar procesos y evitar errores en hojas de cálculo complejas.</w:t>
+        <w:t xml:space="preserve"> indican la ubicación de los datos utilizados en una fórmula. Según su tipo, estas referencias pueden cambiar automáticamente o mantenerse fijas al copiar o arrastrar una fórmula hacia otras </w:t>
+      </w:r>
+      <w:r>
+        <w:lastRenderedPageBreak/>
+        <w:t>celdas. El uso correcto de las referencias es fundamental para automatizar cálculos, optimizar procesos y evitar errores en hojas de cálculo complejas.</w:t>
       </w:r>
     </w:p>
     <w:p>
@@ -9734,235 +9608,228 @@
         <w:pStyle w:val="Ttulo3"/>
       </w:pPr>
       <w:r>
+        <w:t>Referencia relativa</w:t>
+      </w:r>
+    </w:p>
+    <w:p>
+      <w:r>
+        <w:t xml:space="preserve">Es el tipo de referencia predeterminado en </w:t>
+      </w:r>
+      <w:r>
+        <w:t>Excel</w:t>
+      </w:r>
+      <w:r>
+        <w:t xml:space="preserve">. Cambia automáticamente cuando la fórmula se copia a otra celda. </w:t>
+      </w:r>
+    </w:p>
+    <w:p>
+      <w:r>
+        <w:rPr>
+          <w:b/>
+          <w:bCs/>
+        </w:rPr>
+        <w:t>Estructura</w:t>
+      </w:r>
+      <w:r>
+        <w:t xml:space="preserve">: A1 </w:t>
+      </w:r>
+    </w:p>
+    <w:p>
+      <w:r>
+        <w:rPr>
+          <w:b/>
+          <w:bCs/>
+        </w:rPr>
+        <w:t>Ejemplo</w:t>
+      </w:r>
+      <w:r>
+        <w:t xml:space="preserve">: si en la celda C1 se escribe =A1+B1, al copiar la fórmula hacia abajo se convierte en =A2+B2. </w:t>
+      </w:r>
+    </w:p>
+    <w:p>
+      <w:r>
+        <w:rPr>
+          <w:b/>
+          <w:bCs/>
+        </w:rPr>
+        <w:t>Características</w:t>
+      </w:r>
+      <w:r>
+        <w:t xml:space="preserve">: </w:t>
+      </w:r>
+    </w:p>
+    <w:p>
+      <w:pPr>
+        <w:pStyle w:val="Listaconvietas"/>
+        <w:ind w:left="1134"/>
+      </w:pPr>
+      <w:r>
+        <w:t xml:space="preserve">Se adapta a la posición de la fórmula. </w:t>
+      </w:r>
+    </w:p>
+    <w:p>
+      <w:pPr>
+        <w:pStyle w:val="Listaconvietas"/>
+        <w:ind w:left="1134"/>
+      </w:pPr>
+      <w:r>
+        <w:t xml:space="preserve">Es útil para cálculos repetitivos. </w:t>
+      </w:r>
+    </w:p>
+    <w:p>
+      <w:pPr>
+        <w:pStyle w:val="Listaconvietas"/>
+        <w:ind w:left="1134"/>
+      </w:pPr>
+      <w:r>
+        <w:t>Permite automatizar operaciones en listas.</w:t>
+      </w:r>
+    </w:p>
+    <w:p>
+      <w:pPr>
+        <w:pStyle w:val="Ttulo3"/>
+      </w:pPr>
+      <w:r>
+        <w:t>Referencia absoluta</w:t>
+      </w:r>
+    </w:p>
+    <w:p>
+      <w:r>
+        <w:t xml:space="preserve">Es una referencia fija que no cambia al copiar la fórmula. Se identifica mediante el símbolo dólar ($). </w:t>
+      </w:r>
+    </w:p>
+    <w:p>
+      <w:r>
+        <w:rPr>
+          <w:b/>
+          <w:bCs/>
+        </w:rPr>
+        <w:t>Estructura</w:t>
+      </w:r>
+      <w:r>
+        <w:t xml:space="preserve">: $A$1 </w:t>
+      </w:r>
+    </w:p>
+    <w:p>
+      <w:r>
+        <w:rPr>
+          <w:b/>
+          <w:bCs/>
+        </w:rPr>
+        <w:t>Ejemplo</w:t>
+      </w:r>
+      <w:r>
+        <w:t xml:space="preserve">: si en A1 existe un valor fijo, la fórmula =B2*$A$1 mantiene siempre la referencia a esa celda. </w:t>
+      </w:r>
+    </w:p>
+    <w:p>
+      <w:r>
+        <w:rPr>
+          <w:b/>
+          <w:bCs/>
+        </w:rPr>
+        <w:t>Características</w:t>
+      </w:r>
+      <w:r>
+        <w:t xml:space="preserve">: </w:t>
+      </w:r>
+    </w:p>
+    <w:p>
+      <w:pPr>
+        <w:pStyle w:val="Listaconvietas"/>
+        <w:ind w:left="1134"/>
+      </w:pPr>
+      <w:r>
+        <w:t xml:space="preserve">Mantiene siempre la misma celda. </w:t>
+      </w:r>
+    </w:p>
+    <w:p>
+      <w:pPr>
+        <w:pStyle w:val="Listaconvietas"/>
+        <w:ind w:left="1134"/>
+      </w:pPr>
+      <w:r>
         <w:lastRenderedPageBreak/>
-        <w:t>Referencia relativa</w:t>
-      </w:r>
-    </w:p>
-    <w:p>
-      <w:r>
-        <w:t xml:space="preserve">Es el tipo de referencia predeterminado en </w:t>
-      </w:r>
-      <w:r>
-        <w:rPr>
-          <w:rStyle w:val="Extranjerismo"/>
-        </w:rPr>
+        <w:t xml:space="preserve">Se utiliza para valores constantes. </w:t>
+      </w:r>
+    </w:p>
+    <w:p>
+      <w:pPr>
+        <w:pStyle w:val="Listaconvietas"/>
+        <w:ind w:left="1134"/>
+      </w:pPr>
+      <w:r>
+        <w:t>Evita errores en cálculos repetidos.</w:t>
+      </w:r>
+    </w:p>
+    <w:p>
+      <w:pPr>
+        <w:pStyle w:val="Ttulo3"/>
+      </w:pPr>
+      <w:r>
+        <w:t>Referencia mixta</w:t>
+      </w:r>
+    </w:p>
+    <w:p>
+      <w:r>
+        <w:t xml:space="preserve">Combina una parte fija y una parte variable. </w:t>
+      </w:r>
+    </w:p>
+    <w:p>
+      <w:r>
+        <w:rPr>
+          <w:b/>
+          <w:bCs/>
+        </w:rPr>
+        <w:t>Tipos</w:t>
+      </w:r>
+      <w:r>
+        <w:t xml:space="preserve">: </w:t>
+      </w:r>
+    </w:p>
+    <w:p>
+      <w:pPr>
+        <w:pStyle w:val="Listaconvietas"/>
+        <w:ind w:left="1134"/>
+      </w:pPr>
+      <w:r>
+        <w:t xml:space="preserve">$A1: columna fija y fila variable. </w:t>
+      </w:r>
+    </w:p>
+    <w:p>
+      <w:pPr>
+        <w:pStyle w:val="Listaconvietas"/>
+        <w:ind w:left="1134"/>
+      </w:pPr>
+      <w:r>
+        <w:t xml:space="preserve">A$1: fila fija y columna variable. </w:t>
+      </w:r>
+    </w:p>
+    <w:p>
+      <w:r>
+        <w:rPr>
+          <w:b/>
+          <w:bCs/>
+        </w:rPr>
+        <w:t>Ejemplo</w:t>
+      </w:r>
+      <w:r>
+        <w:t>: =A$1 mantiene fija la fila 1 al copiar la fórmula hacia abajo, mientras la columna cambia si se desplaza horizontalmente.</w:t>
+      </w:r>
+    </w:p>
+    <w:p>
+      <w:pPr>
+        <w:pStyle w:val="Ttulo3"/>
+      </w:pPr>
+      <w:r>
+        <w:t>Uso de la tecla F4</w:t>
+      </w:r>
+    </w:p>
+    <w:p>
+      <w:r>
         <w:t>Excel</w:t>
       </w:r>
       <w:r>
-        <w:t xml:space="preserve">. Cambia automáticamente cuando la fórmula se copia a otra celda. </w:t>
-      </w:r>
-    </w:p>
-    <w:p>
-      <w:r>
-        <w:rPr>
-          <w:b/>
-          <w:bCs/>
-        </w:rPr>
-        <w:t>Estructura</w:t>
-      </w:r>
-      <w:r>
-        <w:t xml:space="preserve">: A1 </w:t>
-      </w:r>
-    </w:p>
-    <w:p>
-      <w:r>
-        <w:rPr>
-          <w:b/>
-          <w:bCs/>
-        </w:rPr>
-        <w:t>Ejemplo</w:t>
-      </w:r>
-      <w:r>
-        <w:t xml:space="preserve">: si en la celda C1 se escribe =A1+B1, al copiar la fórmula hacia abajo se convierte en =A2+B2. </w:t>
-      </w:r>
-    </w:p>
-    <w:p>
-      <w:r>
-        <w:rPr>
-          <w:b/>
-          <w:bCs/>
-        </w:rPr>
-        <w:t>Características</w:t>
-      </w:r>
-      <w:r>
-        <w:t xml:space="preserve">: </w:t>
-      </w:r>
-    </w:p>
-    <w:p>
-      <w:pPr>
-        <w:pStyle w:val="Listaconvietas"/>
-        <w:ind w:left="1134"/>
-      </w:pPr>
-      <w:r>
-        <w:t xml:space="preserve">Se adapta a la posición de la fórmula. </w:t>
-      </w:r>
-    </w:p>
-    <w:p>
-      <w:pPr>
-        <w:pStyle w:val="Listaconvietas"/>
-        <w:ind w:left="1134"/>
-      </w:pPr>
-      <w:r>
-        <w:t xml:space="preserve">Es útil para cálculos repetitivos. </w:t>
-      </w:r>
-    </w:p>
-    <w:p>
-      <w:pPr>
-        <w:pStyle w:val="Listaconvietas"/>
-        <w:ind w:left="1134"/>
-      </w:pPr>
-      <w:r>
-        <w:t>Permite automatizar operaciones en listas.</w:t>
-      </w:r>
-    </w:p>
-    <w:p>
-      <w:pPr>
-        <w:pStyle w:val="Ttulo3"/>
-      </w:pPr>
-      <w:r>
-        <w:t>Referencia absoluta</w:t>
-      </w:r>
-    </w:p>
-    <w:p>
-      <w:r>
-        <w:t xml:space="preserve">Es una referencia fija que no cambia al copiar la fórmula. Se identifica mediante el símbolo dólar ($). </w:t>
-      </w:r>
-    </w:p>
-    <w:p>
-      <w:r>
-        <w:rPr>
-          <w:b/>
-          <w:bCs/>
-        </w:rPr>
-        <w:t>Estructura</w:t>
-      </w:r>
-      <w:r>
-        <w:t xml:space="preserve">: $A$1 </w:t>
-      </w:r>
-    </w:p>
-    <w:p>
-      <w:r>
-        <w:rPr>
-          <w:b/>
-          <w:bCs/>
-        </w:rPr>
-        <w:t>Ejemplo</w:t>
-      </w:r>
-      <w:r>
-        <w:t xml:space="preserve">: si en A1 existe un valor fijo, la fórmula =B2*$A$1 mantiene siempre la referencia a esa celda. </w:t>
-      </w:r>
-    </w:p>
-    <w:p>
-      <w:r>
-        <w:rPr>
-          <w:b/>
-          <w:bCs/>
-        </w:rPr>
-        <w:t>Características</w:t>
-      </w:r>
-      <w:r>
-        <w:t xml:space="preserve">: </w:t>
-      </w:r>
-    </w:p>
-    <w:p>
-      <w:pPr>
-        <w:pStyle w:val="Listaconvietas"/>
-        <w:ind w:left="1134"/>
-      </w:pPr>
-      <w:r>
-        <w:t xml:space="preserve">Mantiene siempre la misma celda. </w:t>
-      </w:r>
-    </w:p>
-    <w:p>
-      <w:pPr>
-        <w:pStyle w:val="Listaconvietas"/>
-        <w:ind w:left="1134"/>
-      </w:pPr>
-      <w:r>
-        <w:t xml:space="preserve">Se utiliza para valores constantes. </w:t>
-      </w:r>
-    </w:p>
-    <w:p>
-      <w:pPr>
-        <w:pStyle w:val="Listaconvietas"/>
-        <w:ind w:left="1134"/>
-      </w:pPr>
-      <w:r>
-        <w:t>Evita errores en cálculos repetidos.</w:t>
-      </w:r>
-    </w:p>
-    <w:p>
-      <w:pPr>
-        <w:pStyle w:val="Ttulo3"/>
-      </w:pPr>
-      <w:r>
-        <w:lastRenderedPageBreak/>
-        <w:t>Referencia mixta</w:t>
-      </w:r>
-    </w:p>
-    <w:p>
-      <w:r>
-        <w:t xml:space="preserve">Combina una parte fija y una parte variable. </w:t>
-      </w:r>
-    </w:p>
-    <w:p>
-      <w:r>
-        <w:rPr>
-          <w:b/>
-          <w:bCs/>
-        </w:rPr>
-        <w:t>Tipos</w:t>
-      </w:r>
-      <w:r>
-        <w:t xml:space="preserve">: </w:t>
-      </w:r>
-    </w:p>
-    <w:p>
-      <w:pPr>
-        <w:pStyle w:val="Listaconvietas"/>
-        <w:ind w:left="1134"/>
-      </w:pPr>
-      <w:r>
-        <w:t xml:space="preserve">$A1: columna fija y fila variable. </w:t>
-      </w:r>
-    </w:p>
-    <w:p>
-      <w:pPr>
-        <w:pStyle w:val="Listaconvietas"/>
-        <w:ind w:left="1134"/>
-      </w:pPr>
-      <w:r>
-        <w:t xml:space="preserve">A$1: fila fija y columna variable. </w:t>
-      </w:r>
-    </w:p>
-    <w:p>
-      <w:r>
-        <w:rPr>
-          <w:b/>
-          <w:bCs/>
-        </w:rPr>
-        <w:t>Ejemplo</w:t>
-      </w:r>
-      <w:r>
-        <w:t>: =A$1 mantiene fija la fila 1 al copiar la fórmula hacia abajo, mientras la columna cambia si se desplaza horizontalmente.</w:t>
-      </w:r>
-    </w:p>
-    <w:p>
-      <w:pPr>
-        <w:pStyle w:val="Ttulo3"/>
-      </w:pPr>
-      <w:r>
-        <w:t>Uso de la tecla F4</w:t>
-      </w:r>
-    </w:p>
-    <w:p>
-      <w:r>
-        <w:rPr>
-          <w:rStyle w:val="Extranjerismo"/>
-        </w:rPr>
-        <w:t>Excel</w:t>
-      </w:r>
-      <w:r>
         <w:t xml:space="preserve"> permite cambiar rápidamente el tipo de referencia en una fórmula mediante la tecla F4, lo que agiliza la construcción de cálculos y mejora la precisión al copiar fórmulas en varias celdas. Al presionar esta tecla sobre una referencia seleccionada, se alterna entre los siguientes tipos:</w:t>
       </w:r>
     </w:p>
@@ -9974,9 +9841,6 @@
         <w:t xml:space="preserve">Tipos de referencias de celdas en Microsoft </w:t>
       </w:r>
       <w:r>
-        <w:rPr>
-          <w:rStyle w:val="Extranjerismo"/>
-        </w:rPr>
         <w:t>Excel</w:t>
       </w:r>
     </w:p>
@@ -10158,7 +10022,6 @@
         <w:pStyle w:val="Ttulo5"/>
       </w:pPr>
       <w:r>
-        <w:lastRenderedPageBreak/>
         <w:t>Ejemplo práctico aplicado</w:t>
       </w:r>
     </w:p>
@@ -10175,9 +10038,6 @@
         <w:t xml:space="preserve">Ejemplo de cálculo de total de venta en Microsoft </w:t>
       </w:r>
       <w:r>
-        <w:rPr>
-          <w:rStyle w:val="Extranjerismo"/>
-        </w:rPr>
         <w:t>Excel</w:t>
       </w:r>
     </w:p>
@@ -10364,9 +10224,6 @@
         <w:t xml:space="preserve">El uso de referencias con la tecla F4 permite optimizar la creación de fórmulas en </w:t>
       </w:r>
       <w:r>
-        <w:rPr>
-          <w:rStyle w:val="Extranjerismo"/>
-        </w:rPr>
         <w:t>Excel</w:t>
       </w:r>
       <w:r>
@@ -10518,9 +10375,6 @@
         <w:t xml:space="preserve">En conjunto, dominar la tecla F4 fortalece la productividad y precisión en el manejo avanzado de </w:t>
       </w:r>
       <w:r>
-        <w:rPr>
-          <w:rStyle w:val="Extranjerismo"/>
-        </w:rPr>
         <w:t>Excel</w:t>
       </w:r>
       <w:r>
@@ -10531,7 +10385,7 @@
       <w:pPr>
         <w:pStyle w:val="Ttulo2"/>
       </w:pPr>
-      <w:bookmarkStart w:id="11" w:name="_Toc230720846"/>
+      <w:bookmarkStart w:id="11" w:name="_Toc236164302"/>
       <w:r>
         <w:lastRenderedPageBreak/>
         <w:t>Funciones básicas (SUMA, PROMEDIO, CONTAR)</w:t>
@@ -10543,9 +10397,6 @@
         <w:t xml:space="preserve">Las funciones básicas en </w:t>
       </w:r>
       <w:r>
-        <w:rPr>
-          <w:rStyle w:val="Extranjerismo"/>
-        </w:rPr>
         <w:t>Excel</w:t>
       </w:r>
       <w:r>
@@ -10557,9 +10408,6 @@
         <w:t xml:space="preserve">Las funciones básicas de </w:t>
       </w:r>
       <w:r>
-        <w:rPr>
-          <w:rStyle w:val="Extranjerismo"/>
-        </w:rPr>
         <w:t>Excel</w:t>
       </w:r>
       <w:r>
@@ -11142,9 +10990,6 @@
     </w:p>
     <w:p>
       <w:r>
-        <w:rPr>
-          <w:rStyle w:val="Extranjerismo"/>
-        </w:rPr>
         <w:t>Excel</w:t>
       </w:r>
       <w:r>
@@ -11310,9 +11155,6 @@
         <w:t xml:space="preserve">Estas funciones constituyen la base del análisis de datos en </w:t>
       </w:r>
       <w:r>
-        <w:rPr>
-          <w:rStyle w:val="Extranjerismo"/>
-        </w:rPr>
         <w:t>Excel</w:t>
       </w:r>
       <w:r>
@@ -11364,7 +11206,7 @@
       <w:pPr>
         <w:pStyle w:val="Ttulo2"/>
       </w:pPr>
-      <w:bookmarkStart w:id="12" w:name="_Toc230720847"/>
+      <w:bookmarkStart w:id="12" w:name="_Toc236164303"/>
       <w:r>
         <w:lastRenderedPageBreak/>
         <w:t>Funciones lógicas (SI)</w:t>
@@ -11376,9 +11218,6 @@
         <w:t xml:space="preserve">Las funciones lógicas en </w:t>
       </w:r>
       <w:r>
-        <w:rPr>
-          <w:rStyle w:val="Extranjerismo"/>
-        </w:rPr>
         <w:t>Excel</w:t>
       </w:r>
       <w:r>
@@ -11627,9 +11466,6 @@
         <w:t xml:space="preserve">Operadores lógicos en Microsoft </w:t>
       </w:r>
       <w:r>
-        <w:rPr>
-          <w:rStyle w:val="Extranjerismo"/>
-        </w:rPr>
         <w:t>Excel</w:t>
       </w:r>
     </w:p>
@@ -11928,10 +11764,10 @@
           <w:noProof/>
         </w:rPr>
         <w:drawing>
-          <wp:inline distT="0" distB="0" distL="0" distR="0" wp14:anchorId="28167884" wp14:editId="764BED45">
+          <wp:inline distT="0" distB="0" distL="0" distR="0" wp14:anchorId="28167884" wp14:editId="1BE16005">
             <wp:extent cx="5455920" cy="3846828"/>
             <wp:effectExtent l="0" t="0" r="0" b="1905"/>
-            <wp:docPr id="35" name="Imagen 35"/>
+            <wp:docPr id="35" name="Imagen 35" descr="Captura de hoja de cálculo de Microsoft Excel con aplicación de la función lógica SI para evaluar una condición y devolver resultados diferentes según el criterio establecido. "/>
             <wp:cNvGraphicFramePr>
               <a:graphicFrameLocks xmlns:a="http://schemas.openxmlformats.org/drawingml/2006/main" noChangeAspect="1"/>
             </wp:cNvGraphicFramePr>
@@ -11939,7 +11775,7 @@
               <a:graphicData uri="http://schemas.openxmlformats.org/drawingml/2006/picture">
                 <pic:pic xmlns:pic="http://schemas.openxmlformats.org/drawingml/2006/picture">
                   <pic:nvPicPr>
-                    <pic:cNvPr id="0" name="Picture 58"/>
+                    <pic:cNvPr id="35" name="Imagen 35" descr="Captura de hoja de cálculo de Microsoft Excel con aplicación de la función lógica SI para evaluar una condición y devolver resultados diferentes según el criterio establecido. "/>
                     <pic:cNvPicPr>
                       <a:picLocks noChangeAspect="1" noChangeArrowheads="1"/>
                     </pic:cNvPicPr>
@@ -12030,9 +11866,6 @@
         <w:t xml:space="preserve">n algunas configuraciones regionales de </w:t>
       </w:r>
       <w:r>
-        <w:rPr>
-          <w:rStyle w:val="Extranjerismo"/>
-        </w:rPr>
         <w:t>Excel</w:t>
       </w:r>
       <w:r>
@@ -12044,9 +11877,6 @@
         <w:t xml:space="preserve">Además, </w:t>
       </w:r>
       <w:r>
-        <w:rPr>
-          <w:rStyle w:val="Extranjerismo"/>
-        </w:rPr>
         <w:t>Excel</w:t>
       </w:r>
       <w:r>
@@ -12137,9 +11967,6 @@
         <w:t xml:space="preserve">A continuación, se presentan usos avanzados, aplicaciones prácticas y errores frecuentes de la función SI, con el fin de fortalecer su manejo en </w:t>
       </w:r>
       <w:r>
-        <w:rPr>
-          <w:rStyle w:val="Extranjerismo"/>
-        </w:rPr>
         <w:t>Excel</w:t>
       </w:r>
       <w:r>
@@ -12449,9 +12276,6 @@
         <w:t xml:space="preserve">El uso adecuado de comillas permite que </w:t>
       </w:r>
       <w:r>
-        <w:rPr>
-          <w:rStyle w:val="Extranjerismo"/>
-        </w:rPr>
         <w:t>Excel</w:t>
       </w:r>
       <w:r>
@@ -12462,7 +12286,7 @@
       <w:pPr>
         <w:pStyle w:val="Ttulo2"/>
       </w:pPr>
-      <w:bookmarkStart w:id="13" w:name="_Toc230720848"/>
+      <w:bookmarkStart w:id="13" w:name="_Toc236164304"/>
       <w:r>
         <w:t>Funciones de búsqueda (BUSCARV, BUSCARX)</w:t>
       </w:r>
@@ -12473,9 +12297,6 @@
         <w:t xml:space="preserve">Las funciones de búsqueda en </w:t>
       </w:r>
       <w:r>
-        <w:rPr>
-          <w:rStyle w:val="Extranjerismo"/>
-        </w:rPr>
         <w:t>Excel</w:t>
       </w:r>
       <w:r>
@@ -12857,10 +12678,10 @@
           <w:noProof/>
         </w:rPr>
         <w:drawing>
-          <wp:inline distT="0" distB="0" distL="0" distR="0" wp14:anchorId="1C94D229" wp14:editId="6C678BA4">
+          <wp:inline distT="0" distB="0" distL="0" distR="0" wp14:anchorId="1C94D229" wp14:editId="0C40C1F9">
             <wp:extent cx="5131771" cy="3962400"/>
             <wp:effectExtent l="0" t="0" r="0" b="0"/>
-            <wp:docPr id="37" name="Imagen 37"/>
+            <wp:docPr id="37" name="Imagen 37" descr="Tabla de Microsoft Excel con aplicación de la función BUSCARX para buscar datos en rangos horizontales o verticales y devolver coincidencias exactas. "/>
             <wp:cNvGraphicFramePr>
               <a:graphicFrameLocks xmlns:a="http://schemas.openxmlformats.org/drawingml/2006/main" noChangeAspect="1"/>
             </wp:cNvGraphicFramePr>
@@ -12868,7 +12689,7 @@
               <a:graphicData uri="http://schemas.openxmlformats.org/drawingml/2006/picture">
                 <pic:pic xmlns:pic="http://schemas.openxmlformats.org/drawingml/2006/picture">
                   <pic:nvPicPr>
-                    <pic:cNvPr id="0" name="Picture 62"/>
+                    <pic:cNvPr id="37" name="Imagen 37" descr="Tabla de Microsoft Excel con aplicación de la función BUSCARX para buscar datos en rangos horizontales o verticales y devolver coincidencias exactas. "/>
                     <pic:cNvPicPr>
                       <a:picLocks noChangeAspect="1" noChangeArrowheads="1"/>
                     </pic:cNvPicPr>
@@ -13808,9 +13629,6 @@
         <w:t xml:space="preserve">Por esta razón, dominar BUSCARV y BUSCARX es una competencia clave en el manejo profesional de </w:t>
       </w:r>
       <w:r>
-        <w:rPr>
-          <w:rStyle w:val="Extranjerismo"/>
-        </w:rPr>
         <w:t>Excel</w:t>
       </w:r>
       <w:r>
@@ -13821,7 +13639,7 @@
       <w:pPr>
         <w:pStyle w:val="Ttulo1"/>
       </w:pPr>
-      <w:bookmarkStart w:id="14" w:name="_Toc230720849"/>
+      <w:bookmarkStart w:id="14" w:name="_Toc236164305"/>
       <w:r>
         <w:lastRenderedPageBreak/>
         <w:t>Análisis y representación de datos</w:t>
@@ -13843,7 +13661,7 @@
       <w:pPr>
         <w:pStyle w:val="Ttulo2"/>
       </w:pPr>
-      <w:bookmarkStart w:id="15" w:name="_Toc230720850"/>
+      <w:bookmarkStart w:id="15" w:name="_Toc236164306"/>
       <w:r>
         <w:t>Análisis de datos</w:t>
       </w:r>
@@ -14232,7 +14050,7 @@
       <w:pPr>
         <w:pStyle w:val="Ttulo2"/>
       </w:pPr>
-      <w:bookmarkStart w:id="16" w:name="_Toc230720851"/>
+      <w:bookmarkStart w:id="16" w:name="_Toc236164307"/>
       <w:r>
         <w:t>Uso de filtros avanzados</w:t>
       </w:r>
@@ -14243,9 +14061,6 @@
         <w:t xml:space="preserve">Los filtros avanzados en Microsoft </w:t>
       </w:r>
       <w:r>
-        <w:rPr>
-          <w:rStyle w:val="Extranjerismo"/>
-        </w:rPr>
         <w:t>Excel</w:t>
       </w:r>
       <w:r>
@@ -14632,9 +14447,6 @@
         <w:t xml:space="preserve">El uso de filtros avanzados permite realizar consultas complejas sobre los datos, de forma similar a operaciones empleadas en bases de datos. Por esta razón, constituyen una herramienta clave para procesos de depuración, segmentación y análisis profesional de información en </w:t>
       </w:r>
       <w:r>
-        <w:rPr>
-          <w:rStyle w:val="Extranjerismo"/>
-        </w:rPr>
         <w:t>Excel</w:t>
       </w:r>
       <w:r>
@@ -14766,9 +14578,6 @@
         <w:t xml:space="preserve">Esta herramienta se utiliza principalmente en los siguientes elementos de </w:t>
       </w:r>
       <w:r>
-        <w:rPr>
-          <w:rStyle w:val="Extranjerismo"/>
-        </w:rPr>
         <w:t>Excel</w:t>
       </w:r>
       <w:r>
@@ -15072,9 +14881,6 @@
         <w:t xml:space="preserve">La segmentación de datos permite desarrollar un análisis dinámico, mejorando la exploración de información sin alterar la estructura original de la tabla. Por ello, es una herramienta especialmente útil en paneles de control, reportes interactivos y procesos de toma de decisiones en Microsoft </w:t>
       </w:r>
       <w:r>
-        <w:rPr>
-          <w:rStyle w:val="Extranjerismo"/>
-        </w:rPr>
         <w:t>Excel</w:t>
       </w:r>
       <w:r>
@@ -15085,7 +14891,7 @@
       <w:pPr>
         <w:pStyle w:val="Ttulo2"/>
       </w:pPr>
-      <w:bookmarkStart w:id="17" w:name="_Toc230720852"/>
+      <w:bookmarkStart w:id="17" w:name="_Toc236164308"/>
       <w:r>
         <w:t>Introducción a tablas dinámicas</w:t>
       </w:r>
@@ -15096,9 +14902,6 @@
         <w:t xml:space="preserve">Las tablas dinámicas son una herramienta avanzada de Microsoft </w:t>
       </w:r>
       <w:r>
-        <w:rPr>
-          <w:rStyle w:val="Extranjerismo"/>
-        </w:rPr>
         <w:t>Excel</w:t>
       </w:r>
       <w:r>
@@ -15181,18 +14984,7 @@
         <w:t>Análisis multidimensional</w:t>
       </w:r>
       <w:r>
-        <w:rPr>
-          <w:rStyle w:val="Extranjerismo"/>
-          <w:b/>
-          <w:bCs/>
-        </w:rPr>
-        <w:t>.</w:t>
-      </w:r>
-      <w:r>
-        <w:rPr>
-          <w:rStyle w:val="Extranjerismo"/>
-        </w:rPr>
-        <w:t xml:space="preserve"> </w:t>
+        <w:t xml:space="preserve">. </w:t>
       </w:r>
       <w:r>
         <w:t>Permite relacionar variables en filas, columnas, filtros y valores.</w:t>
@@ -15704,9 +15496,6 @@
         <w:t xml:space="preserve">Las tablas dinámicas constituyen una de las herramientas más potentes de </w:t>
       </w:r>
       <w:r>
-        <w:rPr>
-          <w:rStyle w:val="Extranjerismo"/>
-        </w:rPr>
         <w:t>Excel</w:t>
       </w:r>
       <w:r>
@@ -15715,16 +15504,10 @@
     </w:p>
     <w:p>
       <w:r>
-        <w:t xml:space="preserve">Se les invita a revisar el video Creación y uso básico de tablas dinámicas en Microsoft </w:t>
-      </w:r>
-      <w:r>
-        <w:rPr>
-          <w:rStyle w:val="Extranjerismo"/>
-        </w:rPr>
-        <w:t>Excel</w:t>
-      </w:r>
-      <w:r>
-        <w:t>, donde profundizarán qué es una tabla dinámica, cómo crearla y el uso de filtros, filas, columnas y valores para analizar información.</w:t>
+        <w:t>Se les invita a revisar el video Ejercicios prácticos en Microsoft Excel, donde profundizarán qué es una tabla dinámica, cómo crearla y el uso de filtros, filas, columnas y valores para analizar información</w:t>
+      </w:r>
+      <w:r>
+        <w:t>.</w:t>
       </w:r>
     </w:p>
     <w:p>
@@ -15890,7 +15673,7 @@
       <w:pPr>
         <w:pStyle w:val="Ttulo2"/>
       </w:pPr>
-      <w:bookmarkStart w:id="18" w:name="_Toc230720853"/>
+      <w:bookmarkStart w:id="18" w:name="_Toc236164309"/>
       <w:r>
         <w:t>Representación gráfica de datos</w:t>
       </w:r>
@@ -15901,9 +15684,6 @@
         <w:t xml:space="preserve">La representación gráfica de datos en </w:t>
       </w:r>
       <w:r>
-        <w:rPr>
-          <w:rStyle w:val="Extranjerismo"/>
-        </w:rPr>
         <w:t>Excel</w:t>
       </w:r>
       <w:r>
@@ -16020,9 +15800,6 @@
         <w:t xml:space="preserve">La creación de gráficos es el proceso mediante el cual se transforman datos en representaciones visuales utilizando las herramientas de </w:t>
       </w:r>
       <w:r>
-        <w:rPr>
-          <w:rStyle w:val="Extranjerismo"/>
-        </w:rPr>
         <w:t>Excel</w:t>
       </w:r>
       <w:r>
@@ -16034,9 +15811,6 @@
         <w:t xml:space="preserve">Para crear un gráfico en </w:t>
       </w:r>
       <w:r>
-        <w:rPr>
-          <w:rStyle w:val="Extranjerismo"/>
-        </w:rPr>
         <w:t>Excel</w:t>
       </w:r>
       <w:r>
@@ -16456,9 +16230,6 @@
         <w:t xml:space="preserve">La personalización de gráficos en Microsoft </w:t>
       </w:r>
       <w:r>
-        <w:rPr>
-          <w:rStyle w:val="Extranjerismo"/>
-        </w:rPr>
         <w:t>Excel</w:t>
       </w:r>
       <w:r>
@@ -16645,9 +16416,6 @@
         <w:t xml:space="preserve">Una empresa comercial registra información de ventas por ciudad, producto, cantidad, precio y valor total. Con estos datos, en </w:t>
       </w:r>
       <w:r>
-        <w:rPr>
-          <w:rStyle w:val="Extranjerismo"/>
-        </w:rPr>
         <w:t>Excel</w:t>
       </w:r>
       <w:r>
@@ -16732,7 +16500,7 @@
       <w:pPr>
         <w:pStyle w:val="Ttulo2"/>
       </w:pPr>
-      <w:bookmarkStart w:id="19" w:name="_Toc230720854"/>
+      <w:bookmarkStart w:id="19" w:name="_Toc236164310"/>
       <w:r>
         <w:t>Herramientas de automatización y control</w:t>
       </w:r>
@@ -17088,9 +16856,6 @@
         <w:t xml:space="preserve">En una institución educativa se requiere registrar calificaciones en una hoja de cálculo evitando errores de digitación. Para ello, en </w:t>
       </w:r>
       <w:r>
-        <w:rPr>
-          <w:rStyle w:val="Extranjerismo"/>
-        </w:rPr>
         <w:t>Excel</w:t>
       </w:r>
       <w:r>
@@ -17282,11 +17047,6 @@
         <w:t xml:space="preserve">Aplicación en </w:t>
       </w:r>
       <w:r>
-        <w:rPr>
-          <w:rStyle w:val="Extranjerismo"/>
-          <w:b/>
-          <w:bCs/>
-        </w:rPr>
         <w:t>Excel</w:t>
       </w:r>
     </w:p>
@@ -17375,9 +17135,6 @@
         <w:t xml:space="preserve">Las funciones automáticas permiten realizar cálculos de forma rápida mediante herramientas integradas en Microsoft </w:t>
       </w:r>
       <w:r>
-        <w:rPr>
-          <w:rStyle w:val="Extranjerismo"/>
-        </w:rPr>
         <w:t>Excel</w:t>
       </w:r>
       <w:r>
@@ -17397,9 +17154,6 @@
         <w:t xml:space="preserve">Las funciones automáticas agilizan cálculos frecuentes en Microsoft </w:t>
       </w:r>
       <w:r>
-        <w:rPr>
-          <w:rStyle w:val="Extranjerismo"/>
-        </w:rPr>
         <w:t>Excel</w:t>
       </w:r>
       <w:r>
@@ -17581,7 +17335,7 @@
       <w:pPr>
         <w:pStyle w:val="Ttulo1"/>
       </w:pPr>
-      <w:bookmarkStart w:id="20" w:name="_Toc230720855"/>
+      <w:bookmarkStart w:id="20" w:name="_Toc236164311"/>
       <w:r>
         <w:lastRenderedPageBreak/>
         <w:t>Aplicación práctica análisis de información</w:t>
@@ -17593,9 +17347,6 @@
         <w:t xml:space="preserve">Este apartado integra los conocimientos adquiridos en el manejo de </w:t>
       </w:r>
       <w:r>
-        <w:rPr>
-          <w:rStyle w:val="Extranjerismo"/>
-        </w:rPr>
         <w:t>Excel</w:t>
       </w:r>
       <w:r>
@@ -17606,7 +17357,7 @@
       <w:pPr>
         <w:pStyle w:val="Ttulo2"/>
       </w:pPr>
-      <w:bookmarkStart w:id="21" w:name="_Toc230720856"/>
+      <w:bookmarkStart w:id="21" w:name="_Toc236164312"/>
       <w:r>
         <w:t>Organización de datos en una hoja de cálculo</w:t>
       </w:r>
@@ -17638,7 +17389,7 @@
       <w:pPr>
         <w:pStyle w:val="Ttulo2"/>
       </w:pPr>
-      <w:bookmarkStart w:id="22" w:name="_Toc230720857"/>
+      <w:bookmarkStart w:id="22" w:name="_Toc236164313"/>
       <w:r>
         <w:t>Aplicación de fórmulas para el cálculo de resultados</w:t>
       </w:r>
@@ -17742,7 +17493,7 @@
       <w:pPr>
         <w:pStyle w:val="Ttulo2"/>
       </w:pPr>
-      <w:bookmarkStart w:id="23" w:name="_Toc230720858"/>
+      <w:bookmarkStart w:id="23" w:name="_Toc236164314"/>
       <w:r>
         <w:t>Generación de gráficos para la interpretación de datos</w:t>
       </w:r>
@@ -17829,7 +17580,7 @@
       <w:pPr>
         <w:pStyle w:val="Ttulo2"/>
       </w:pPr>
-      <w:bookmarkStart w:id="24" w:name="_Toc230720859"/>
+      <w:bookmarkStart w:id="24" w:name="_Toc236164315"/>
       <w:r>
         <w:t>Presentación de resultados</w:t>
       </w:r>
@@ -18011,7 +17762,7 @@
           <w:u w:val="single"/>
         </w:rPr>
       </w:pPr>
-      <w:bookmarkStart w:id="25" w:name="_Toc230720860"/>
+      <w:bookmarkStart w:id="25" w:name="_Toc236164316"/>
       <w:r>
         <w:lastRenderedPageBreak/>
         <w:t>Síntesis</w:t>
@@ -18105,7 +17856,7 @@
       <w:pPr>
         <w:pStyle w:val="Titulosgenerales"/>
       </w:pPr>
-      <w:bookmarkStart w:id="26" w:name="_Toc230720861"/>
+      <w:bookmarkStart w:id="26" w:name="_Toc236164317"/>
       <w:r>
         <w:lastRenderedPageBreak/>
         <w:t>Glosario</w:t>
@@ -18300,7 +18051,7 @@
       <w:pPr>
         <w:pStyle w:val="Titulosgenerales"/>
       </w:pPr>
-      <w:bookmarkStart w:id="27" w:name="_Toc230720862"/>
+      <w:bookmarkStart w:id="27" w:name="_Toc236164318"/>
       <w:r>
         <w:lastRenderedPageBreak/>
         <w:t>Referencias bibliográficas</w:t>
@@ -18312,7 +18063,88 @@
     </w:p>
     <w:p>
       <w:r>
-        <w:t>Santos, D. (18 de 06 de 2025). HubSpot. Para qué sirve Excel, principales características y cómo funciona.</w:t>
+        <w:t>​​</w:t>
+      </w:r>
+      <w:proofErr w:type="spellStart"/>
+      <w:r>
+        <w:t>Frye</w:t>
+      </w:r>
+      <w:proofErr w:type="spellEnd"/>
+      <w:r>
+        <w:t xml:space="preserve">, C. (2022). Microsoft Excel Step </w:t>
+      </w:r>
+      <w:proofErr w:type="spellStart"/>
+      <w:r>
+        <w:t>by</w:t>
+      </w:r>
+      <w:proofErr w:type="spellEnd"/>
+      <w:r>
+        <w:t xml:space="preserve"> Step (Office 2021 and Microsoft 365). Microsoft </w:t>
+      </w:r>
+      <w:proofErr w:type="spellStart"/>
+      <w:r>
+        <w:t>Press</w:t>
+      </w:r>
+      <w:proofErr w:type="spellEnd"/>
+      <w:r>
+        <w:t xml:space="preserve">. </w:t>
+      </w:r>
+    </w:p>
+    <w:p>
+      <w:r>
+        <w:t xml:space="preserve">​Microsoft. (2024). Ayuda y aprendizaje de Excel. </w:t>
+      </w:r>
+      <w:hyperlink r:id="rId59" w:history="1">
+        <w:r>
+          <w:rPr>
+            <w:rStyle w:val="Hipervnculo"/>
+          </w:rPr>
+          <w:t>https://support.microsoft.com/es-es/excel</w:t>
+        </w:r>
+      </w:hyperlink>
+    </w:p>
+    <w:p>
+      <w:r>
+        <w:t xml:space="preserve">​Microsoft. (2024). Funciones de Excel (por categoría). </w:t>
+      </w:r>
+      <w:hyperlink r:id="rId60" w:history="1">
+        <w:r>
+          <w:rPr>
+            <w:rStyle w:val="Hipervnculo"/>
+          </w:rPr>
+          <w:t>https://support.microsoft.com/es-es/excel/excel-functions-by-category</w:t>
+        </w:r>
+      </w:hyperlink>
+    </w:p>
+    <w:p>
+      <w:r>
+        <w:t xml:space="preserve">​Microsoft </w:t>
+      </w:r>
+      <w:proofErr w:type="spellStart"/>
+      <w:r>
+        <w:t>Learn</w:t>
+      </w:r>
+      <w:proofErr w:type="spellEnd"/>
+      <w:r>
+        <w:t xml:space="preserve">. (2024). Examinar todos los cursos, rutas de aprendizaje y módulos.  </w:t>
+      </w:r>
+      <w:hyperlink r:id="rId61" w:history="1">
+        <w:r>
+          <w:rPr>
+            <w:rStyle w:val="Hipervnculo"/>
+          </w:rPr>
+          <w:t>https://learn.microsoft.com/es-es/training/browse/?products=excel</w:t>
+        </w:r>
+      </w:hyperlink>
+    </w:p>
+    <w:p>
+      <w:r>
+        <w:t xml:space="preserve">​​Santos, D. (18 de 06 de 2025). HubSpot. Para qué sirve Excel, principales características y cómo funciona. </w:t>
+      </w:r>
+    </w:p>
+    <w:p>
+      <w:r>
+        <w:t>​​​</w:t>
       </w:r>
     </w:p>
     <w:p>
@@ -18325,7 +18157,7 @@
       <w:pPr>
         <w:pStyle w:val="Titulosgenerales"/>
       </w:pPr>
-      <w:bookmarkStart w:id="28" w:name="_Toc230720863"/>
+      <w:bookmarkStart w:id="28" w:name="_Toc236164319"/>
       <w:r>
         <w:lastRenderedPageBreak/>
         <w:t>Créditos</w:t>
@@ -19540,8 +19372,8 @@
       </w:pPr>
     </w:p>
     <w:sectPr>
-      <w:headerReference w:type="default" r:id="rId59"/>
-      <w:footerReference w:type="default" r:id="rId60"/>
+      <w:headerReference w:type="default" r:id="rId62"/>
+      <w:footerReference w:type="default" r:id="rId63"/>
       <w:pgSz w:w="12240" w:h="15840"/>
       <w:pgMar w:top="1701" w:right="1134" w:bottom="1134" w:left="1134" w:header="709" w:footer="737" w:gutter="0"/>
       <w:pgNumType w:start="1"/>
@@ -24404,26 +24236,6 @@
 </file>
 
 <file path=customXml/item2.xml><?xml version="1.0" encoding="utf-8"?>
-<p:properties xmlns:p="http://schemas.microsoft.com/office/2006/metadata/properties" xmlns:xsi="http://www.w3.org/2001/XMLSchema-instance" xmlns:pc="http://schemas.microsoft.com/office/infopath/2007/PartnerControls">
-  <documentManagement>
-    <TaxCatchAll xmlns="13c90a0b-73bc-4dc0-be5f-28d77b615beb" xsi:nil="true"/>
-    <lcf76f155ced4ddcb4097134ff3c332f xmlns="13c93bba-48ce-428c-bfe5-88b42c19b028">
-      <Terms xmlns="http://schemas.microsoft.com/office/infopath/2007/PartnerControls"/>
-    </lcf76f155ced4ddcb4097134ff3c332f>
-  </documentManagement>
-</p:properties>
-</file>
-
-<file path=customXml/item3.xml><?xml version="1.0" encoding="utf-8"?>
-<?mso-contentType ?>
-<FormTemplates xmlns="http://schemas.microsoft.com/sharepoint/v3/contenttype/forms">
-  <Display>DocumentLibraryForm</Display>
-  <Edit>DocumentLibraryForm</Edit>
-  <New>DocumentLibraryForm</New>
-</FormTemplates>
-</file>
-
-<file path=customXml/item4.xml><?xml version="1.0" encoding="utf-8"?>
 <ct:contentTypeSchema xmlns:ct="http://schemas.microsoft.com/office/2006/metadata/contentType" xmlns:ma="http://schemas.microsoft.com/office/2006/metadata/properties/metaAttributes" ct:_="" ma:_="" ma:contentTypeName="Documento" ma:contentTypeID="0x0101006A81D6BD42E8DF4C91013959704817E1" ma:contentTypeVersion="15" ma:contentTypeDescription="Crear nuevo documento." ma:contentTypeScope="" ma:versionID="bf4f72ffd194f0963ff564daca6869f7">
   <xsd:schema xmlns:xsd="http://www.w3.org/2001/XMLSchema" xmlns:xs="http://www.w3.org/2001/XMLSchema" xmlns:p="http://schemas.microsoft.com/office/2006/metadata/properties" xmlns:ns2="13c90a0b-73bc-4dc0-be5f-28d77b615beb" xmlns:ns3="13c93bba-48ce-428c-bfe5-88b42c19b028" targetNamespace="http://schemas.microsoft.com/office/2006/metadata/properties" ma:root="true" ma:fieldsID="8718d6f4873a5b1392a45044efa78385" ns2:_="" ns3:_="">
     <xsd:import namespace="13c90a0b-73bc-4dc0-be5f-28d77b615beb"/>
@@ -24658,6 +24470,26 @@
 </ct:contentTypeSchema>
 </file>
 
+<file path=customXml/item3.xml><?xml version="1.0" encoding="utf-8"?>
+<?mso-contentType ?>
+<FormTemplates xmlns="http://schemas.microsoft.com/sharepoint/v3/contenttype/forms">
+  <Display>DocumentLibraryForm</Display>
+  <Edit>DocumentLibraryForm</Edit>
+  <New>DocumentLibraryForm</New>
+</FormTemplates>
+</file>
+
+<file path=customXml/item4.xml><?xml version="1.0" encoding="utf-8"?>
+<p:properties xmlns:p="http://schemas.microsoft.com/office/2006/metadata/properties" xmlns:xsi="http://www.w3.org/2001/XMLSchema-instance" xmlns:pc="http://schemas.microsoft.com/office/infopath/2007/PartnerControls">
+  <documentManagement>
+    <TaxCatchAll xmlns="13c90a0b-73bc-4dc0-be5f-28d77b615beb" xsi:nil="true"/>
+    <lcf76f155ced4ddcb4097134ff3c332f xmlns="13c93bba-48ce-428c-bfe5-88b42c19b028">
+      <Terms xmlns="http://schemas.microsoft.com/office/infopath/2007/PartnerControls"/>
+    </lcf76f155ced4ddcb4097134ff3c332f>
+  </documentManagement>
+</p:properties>
+</file>
+
 <file path=customXml/itemProps1.xml><?xml version="1.0" encoding="utf-8"?>
 <ds:datastoreItem xmlns:ds="http://schemas.openxmlformats.org/officeDocument/2006/customXml" ds:itemID="{EAE431FD-7059-4C09-804B-C9D69EB7B213}">
   <ds:schemaRefs>
@@ -24667,12 +24499,20 @@
 </file>
 
 <file path=customXml/itemProps2.xml><?xml version="1.0" encoding="utf-8"?>
-<ds:datastoreItem xmlns:ds="http://schemas.openxmlformats.org/officeDocument/2006/customXml" ds:itemID="{1279454D-02BE-4A9C-A117-DCD1573E2608}">
+<ds:datastoreItem xmlns:ds="http://schemas.openxmlformats.org/officeDocument/2006/customXml" ds:itemID="{DAB07904-2E2D-45D0-9049-732CEB9C476A}">
   <ds:schemaRefs>
+    <ds:schemaRef ds:uri="http://schemas.microsoft.com/office/2006/metadata/contentType"/>
+    <ds:schemaRef ds:uri="http://schemas.microsoft.com/office/2006/metadata/properties/metaAttributes"/>
+    <ds:schemaRef ds:uri="http://www.w3.org/2001/XMLSchema"/>
     <ds:schemaRef ds:uri="http://schemas.microsoft.com/office/2006/metadata/properties"/>
+    <ds:schemaRef ds:uri="13c90a0b-73bc-4dc0-be5f-28d77b615beb"/>
+    <ds:schemaRef ds:uri="13c93bba-48ce-428c-bfe5-88b42c19b028"/>
+    <ds:schemaRef ds:uri="http://schemas.microsoft.com/office/2006/documentManagement/types"/>
     <ds:schemaRef ds:uri="http://schemas.microsoft.com/office/infopath/2007/PartnerControls"/>
-    <ds:schemaRef ds:uri="b250f519-6473-4480-8c44-6ee3a3a530c3"/>
-    <ds:schemaRef ds:uri="d174a4fb-80c2-4523-8d89-375030acacbf"/>
+    <ds:schemaRef ds:uri="http://schemas.openxmlformats.org/package/2006/metadata/core-properties"/>
+    <ds:schemaRef ds:uri="http://purl.org/dc/elements/1.1/"/>
+    <ds:schemaRef ds:uri="http://purl.org/dc/terms/"/>
+    <ds:schemaRef ds:uri="http://schemas.microsoft.com/internal/obd"/>
   </ds:schemaRefs>
 </ds:datastoreItem>
 </file>
@@ -24686,5 +24526,12 @@
 </file>
 
 <file path=customXml/itemProps4.xml><?xml version="1.0" encoding="utf-8"?>
-<ds:datastoreItem xmlns:ds="http://schemas.openxmlformats.org/officeDocument/2006/customXml" ds:itemID="{DAB07904-2E2D-45D0-9049-732CEB9C476A}"/>
+<ds:datastoreItem xmlns:ds="http://schemas.openxmlformats.org/officeDocument/2006/customXml" ds:itemID="{1279454D-02BE-4A9C-A117-DCD1573E2608}">
+  <ds:schemaRefs>
+    <ds:schemaRef ds:uri="http://schemas.microsoft.com/office/2006/metadata/properties"/>
+    <ds:schemaRef ds:uri="http://schemas.microsoft.com/office/infopath/2007/PartnerControls"/>
+    <ds:schemaRef ds:uri="13c90a0b-73bc-4dc0-be5f-28d77b615beb"/>
+    <ds:schemaRef ds:uri="13c93bba-48ce-428c-bfe5-88b42c19b028"/>
+  </ds:schemaRefs>
+</ds:datastoreItem>
 </file>
--- a/fuentes/13410567_CF02_DU.docx
+++ b/fuentes/13410567_CF02_DU.docx
@@ -1,6 +1,6 @@
 
 <file path=word/document.xml><?xml version="1.0" encoding="utf-8"?>
-<w:document xmlns:wpc="http://schemas.microsoft.com/office/word/2010/wordprocessingCanvas" xmlns:cx="http://schemas.microsoft.com/office/drawing/2014/chartex" xmlns:cx1="http://schemas.microsoft.com/office/drawing/2015/9/8/chartex" xmlns:cx2="http://schemas.microsoft.com/office/drawing/2015/10/21/chartex" xmlns:cx3="http://schemas.microsoft.com/office/drawing/2016/5/9/chartex" xmlns:cx4="http://schemas.microsoft.com/office/drawing/2016/5/10/chartex" xmlns:cx5="http://schemas.microsoft.com/office/drawing/2016/5/11/chartex" xmlns:cx6="http://schemas.microsoft.com/office/drawing/2016/5/12/chartex" xmlns:cx7="http://schemas.microsoft.com/office/drawing/2016/5/13/chartex" xmlns:cx8="http://schemas.microsoft.com/office/drawing/2016/5/14/chartex" xmlns:mc="http://schemas.openxmlformats.org/markup-compatibility/2006" xmlns:aink="http://schemas.microsoft.com/office/drawing/2016/ink" xmlns:am3d="http://schemas.microsoft.com/office/drawing/2017/model3d" xmlns:o="urn:schemas-microsoft-com:office:office" xmlns:oel="http://schemas.microsoft.com/office/2019/extlst" xmlns:r="http://schemas.openxmlformats.org/officeDocument/2006/relationships" xmlns:m="http://schemas.openxmlformats.org/officeDocument/2006/math" xmlns:v="urn:schemas-microsoft-com:vml" xmlns:wp14="http://schemas.microsoft.com/office/word/2010/wordprocessingDrawing" xmlns:wp="http://schemas.openxmlformats.org/drawingml/2006/wordprocessingDrawing" xmlns:w10="urn:schemas-microsoft-com:office:word" xmlns:w="http://schemas.openxmlformats.org/wordprocessingml/2006/main" xmlns:w14="http://schemas.microsoft.com/office/word/2010/wordml" xmlns:w15="http://schemas.microsoft.com/office/word/2012/wordml" xmlns:w16cex="http://schemas.microsoft.com/office/word/2018/wordml/cex" xmlns:w16cid="http://schemas.microsoft.com/office/word/2016/wordml/cid" xmlns:w16="http://schemas.microsoft.com/office/word/2018/wordml" xmlns:w16sdtdh="http://schemas.microsoft.com/office/word/2020/wordml/sdtdatahash" xmlns:w16se="http://schemas.microsoft.com/office/word/2015/wordml/symex" xmlns:wpg="http://schemas.microsoft.com/office/word/2010/wordprocessingGroup" xmlns:wpi="http://schemas.microsoft.com/office/word/2010/wordprocessingInk" xmlns:wne="http://schemas.microsoft.com/office/word/2006/wordml" xmlns:wps="http://schemas.microsoft.com/office/word/2010/wordprocessingShape" mc:Ignorable="w14 w15 w16se w16cid w16 w16cex w16sdtdh wp14">
+<w:document xmlns:wpc="http://schemas.microsoft.com/office/word/2010/wordprocessingCanvas" xmlns:cx="http://schemas.microsoft.com/office/drawing/2014/chartex" xmlns:cx1="http://schemas.microsoft.com/office/drawing/2015/9/8/chartex" xmlns:cx2="http://schemas.microsoft.com/office/drawing/2015/10/21/chartex" xmlns:cx3="http://schemas.microsoft.com/office/drawing/2016/5/9/chartex" xmlns:cx4="http://schemas.microsoft.com/office/drawing/2016/5/10/chartex" xmlns:cx5="http://schemas.microsoft.com/office/drawing/2016/5/11/chartex" xmlns:cx6="http://schemas.microsoft.com/office/drawing/2016/5/12/chartex" xmlns:cx7="http://schemas.microsoft.com/office/drawing/2016/5/13/chartex" xmlns:cx8="http://schemas.microsoft.com/office/drawing/2016/5/14/chartex" xmlns:mc="http://schemas.openxmlformats.org/markup-compatibility/2006" xmlns:aink="http://schemas.microsoft.com/office/drawing/2016/ink" xmlns:am3d="http://schemas.microsoft.com/office/drawing/2017/model3d" xmlns:o="urn:schemas-microsoft-com:office:office" xmlns:r="http://schemas.openxmlformats.org/officeDocument/2006/relationships" xmlns:m="http://schemas.openxmlformats.org/officeDocument/2006/math" xmlns:v="urn:schemas-microsoft-com:vml" xmlns:wp14="http://schemas.microsoft.com/office/word/2010/wordprocessingDrawing" xmlns:wp="http://schemas.openxmlformats.org/drawingml/2006/wordprocessingDrawing" xmlns:w10="urn:schemas-microsoft-com:office:word" xmlns:w="http://schemas.openxmlformats.org/wordprocessingml/2006/main" xmlns:w14="http://schemas.microsoft.com/office/word/2010/wordml" xmlns:w15="http://schemas.microsoft.com/office/word/2012/wordml" xmlns:w16cex="http://schemas.microsoft.com/office/word/2018/wordml/cex" xmlns:w16cid="http://schemas.microsoft.com/office/word/2016/wordml/cid" xmlns:w16="http://schemas.microsoft.com/office/word/2018/wordml" xmlns:w16sdtdh="http://schemas.microsoft.com/office/word/2020/wordml/sdtdatahash" xmlns:w16se="http://schemas.microsoft.com/office/word/2015/wordml/symex" xmlns:wpg="http://schemas.microsoft.com/office/word/2010/wordprocessingGroup" xmlns:wpi="http://schemas.microsoft.com/office/word/2010/wordprocessingInk" xmlns:wne="http://schemas.microsoft.com/office/word/2006/wordml" xmlns:wps="http://schemas.microsoft.com/office/word/2010/wordprocessingShape" mc:Ignorable="w14 w15 w16se w16cid w16 w16cex w16sdtdh wp14">
   <w:body>
     <w:p>
       <w:pPr>
@@ -205,7 +205,7 @@
               </wp:anchor>
             </w:drawing>
           </mc:Choice>
-          <mc:Fallback>
+          <mc:Fallback xmlns:oel="http://schemas.microsoft.com/office/2019/extlst">
             <w:pict>
               <v:rect w14:anchorId="4C256C62" id="Rectángulo 3" o:spid="_x0000_s1026" alt="&quot;&quot;" style="position:absolute;margin-left:-55.95pt;margin-top:26.4pt;width:613.85pt;height:164.25pt;z-index:-251655168;visibility:visible;mso-wrap-style:square;mso-height-percent:0;mso-wrap-distance-left:9pt;mso-wrap-distance-top:0;mso-wrap-distance-right:9pt;mso-wrap-distance-bottom:0;mso-position-horizontal:absolute;mso-position-horizontal-relative:text;mso-position-vertical:absolute;mso-position-vertical-relative:text;mso-height-percent:0;mso-height-relative:margin;v-text-anchor:middle" o:gfxdata="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" fillcolor="#00314d" stroked="f" strokeweight="1pt"/>
             </w:pict>
@@ -318,7 +318,7 @@
                 <v:stroke joinstyle="miter"/>
                 <v:path gradientshapeok="t" o:connecttype="rect"/>
               </v:shapetype>
-              <v:shape id="Cuadro de texto 2" o:spid="_x0000_s1026" type="#_x0000_t202" alt="&quot;&quot;" style="position:absolute;left:0;text-align:left;margin-left:-25.2pt;margin-top:21.9pt;width:549pt;height:102.95pt;z-index:251663360;visibility:visible;mso-wrap-style:square;mso-width-percent:0;mso-height-percent:0;mso-wrap-distance-left:9pt;mso-wrap-distance-top:3.6pt;mso-wrap-distance-right:9pt;mso-wrap-distance-bottom:3.6pt;mso-position-horizontal:absolute;mso-position-horizontal-relative:margin;mso-position-vertical:absolute;mso-position-vertical-relative:text;mso-width-percent:0;mso-height-percent:0;mso-width-relative:margin;mso-height-relative:margin;v-text-anchor:top" o:gfxdata="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" filled="f" stroked="f">
+              <v:shape id="Cuadro de texto 2" o:spid="_x0000_s1026" type="#_x0000_t202" alt="&quot;&quot;" style="position:absolute;left:0;text-align:left;margin-left:-25.2pt;margin-top:21.9pt;width:549pt;height:102.95pt;z-index:251663360;visibility:visible;mso-wrap-style:square;mso-width-percent:0;mso-height-percent:0;mso-wrap-distance-left:9pt;mso-wrap-distance-top:3.6pt;mso-wrap-distance-right:9pt;mso-wrap-distance-bottom:3.6pt;mso-position-horizontal:absolute;mso-position-horizontal-relative:margin;mso-position-vertical:absolute;mso-position-vertical-relative:text;mso-width-percent:0;mso-height-percent:0;mso-width-relative:margin;mso-height-relative:margin;v-text-anchor:top" o:gfxdata="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" filled="f" stroked="f">
                 <v:textbox>
                   <w:txbxContent>
                     <w:p>
@@ -547,6 +547,7 @@
           <w:docPartUnique/>
         </w:docPartObj>
       </w:sdtPr>
+      <w:sdtEndPr/>
       <w:sdtContent>
         <w:p>
           <w:pPr>
@@ -18087,14 +18088,37 @@
       </w:r>
       <w:proofErr w:type="spellEnd"/>
       <w:r>
-        <w:t xml:space="preserve">. </w:t>
-      </w:r>
+        <w:t>.</w:t>
+      </w:r>
+    </w:p>
+    <w:p>
+      <w:r>
+        <w:t xml:space="preserve">Microsoft </w:t>
+      </w:r>
+      <w:proofErr w:type="spellStart"/>
+      <w:r>
+        <w:t>Learn</w:t>
+      </w:r>
+      <w:proofErr w:type="spellEnd"/>
+      <w:r>
+        <w:t>. (2024). Examinar todos los cursos, rutas de aprendizaje y módulos.</w:t>
+      </w:r>
+    </w:p>
+    <w:p>
+      <w:hyperlink r:id="rId59" w:history="1">
+        <w:r>
+          <w:rPr>
+            <w:rStyle w:val="Hipervnculo"/>
+          </w:rPr>
+          <w:t>https://learn.microsoft.com/es-es/training/browse/?products=excel</w:t>
+        </w:r>
+      </w:hyperlink>
     </w:p>
     <w:p>
       <w:r>
         <w:t xml:space="preserve">​Microsoft. (2024). Ayuda y aprendizaje de Excel. </w:t>
       </w:r>
-      <w:hyperlink r:id="rId59" w:history="1">
+      <w:hyperlink r:id="rId60" w:history="1">
         <w:r>
           <w:rPr>
             <w:rStyle w:val="Hipervnculo"/>
@@ -18107,33 +18131,12 @@
       <w:r>
         <w:t xml:space="preserve">​Microsoft. (2024). Funciones de Excel (por categoría). </w:t>
       </w:r>
-      <w:hyperlink r:id="rId60" w:history="1">
+      <w:hyperlink r:id="rId61" w:history="1">
         <w:r>
           <w:rPr>
             <w:rStyle w:val="Hipervnculo"/>
           </w:rPr>
           <w:t>https://support.microsoft.com/es-es/excel/excel-functions-by-category</w:t>
-        </w:r>
-      </w:hyperlink>
-    </w:p>
-    <w:p>
-      <w:r>
-        <w:t xml:space="preserve">​Microsoft </w:t>
-      </w:r>
-      <w:proofErr w:type="spellStart"/>
-      <w:r>
-        <w:t>Learn</w:t>
-      </w:r>
-      <w:proofErr w:type="spellEnd"/>
-      <w:r>
-        <w:t xml:space="preserve">. (2024). Examinar todos los cursos, rutas de aprendizaje y módulos.  </w:t>
-      </w:r>
-      <w:hyperlink r:id="rId61" w:history="1">
-        <w:r>
-          <w:rPr>
-            <w:rStyle w:val="Hipervnculo"/>
-          </w:rPr>
-          <w:t>https://learn.microsoft.com/es-es/training/browse/?products=excel</w:t>
         </w:r>
       </w:hyperlink>
     </w:p>
@@ -19386,7 +19389,7 @@
 </file>
 
 <file path=word/endnotes.xml><?xml version="1.0" encoding="utf-8"?>
-<w:endnotes xmlns:wpc="http://schemas.microsoft.com/office/word/2010/wordprocessingCanvas" xmlns:cx="http://schemas.microsoft.com/office/drawing/2014/chartex" xmlns:cx1="http://schemas.microsoft.com/office/drawing/2015/9/8/chartex" xmlns:cx2="http://schemas.microsoft.com/office/drawing/2015/10/21/chartex" xmlns:cx3="http://schemas.microsoft.com/office/drawing/2016/5/9/chartex" xmlns:cx4="http://schemas.microsoft.com/office/drawing/2016/5/10/chartex" xmlns:cx5="http://schemas.microsoft.com/office/drawing/2016/5/11/chartex" xmlns:cx6="http://schemas.microsoft.com/office/drawing/2016/5/12/chartex" xmlns:cx7="http://schemas.microsoft.com/office/drawing/2016/5/13/chartex" xmlns:cx8="http://schemas.microsoft.com/office/drawing/2016/5/14/chartex" xmlns:mc="http://schemas.openxmlformats.org/markup-compatibility/2006" xmlns:aink="http://schemas.microsoft.com/office/drawing/2016/ink" xmlns:am3d="http://schemas.microsoft.com/office/drawing/2017/model3d" xmlns:o="urn:schemas-microsoft-com:office:office" xmlns:oel="http://schemas.microsoft.com/office/2019/extlst" xmlns:r="http://schemas.openxmlformats.org/officeDocument/2006/relationships" xmlns:m="http://schemas.openxmlformats.org/officeDocument/2006/math" xmlns:v="urn:schemas-microsoft-com:vml" xmlns:wp14="http://schemas.microsoft.com/office/word/2010/wordprocessingDrawing" xmlns:wp="http://schemas.openxmlformats.org/drawingml/2006/wordprocessingDrawing" xmlns:w10="urn:schemas-microsoft-com:office:word" xmlns:w="http://schemas.openxmlformats.org/wordprocessingml/2006/main" xmlns:w14="http://schemas.microsoft.com/office/word/2010/wordml" xmlns:w15="http://schemas.microsoft.com/office/word/2012/wordml" xmlns:w16cex="http://schemas.microsoft.com/office/word/2018/wordml/cex" xmlns:w16cid="http://schemas.microsoft.com/office/word/2016/wordml/cid" xmlns:w16="http://schemas.microsoft.com/office/word/2018/wordml" xmlns:w16sdtdh="http://schemas.microsoft.com/office/word/2020/wordml/sdtdatahash" xmlns:w16se="http://schemas.microsoft.com/office/word/2015/wordml/symex" xmlns:wpg="http://schemas.microsoft.com/office/word/2010/wordprocessingGroup" xmlns:wpi="http://schemas.microsoft.com/office/word/2010/wordprocessingInk" xmlns:wne="http://schemas.microsoft.com/office/word/2006/wordml" xmlns:wps="http://schemas.microsoft.com/office/word/2010/wordprocessingShape" mc:Ignorable="w14 w15 w16se w16cid w16 w16cex w16sdtdh wp14">
+<w:endnotes xmlns:wpc="http://schemas.microsoft.com/office/word/2010/wordprocessingCanvas" xmlns:cx="http://schemas.microsoft.com/office/drawing/2014/chartex" xmlns:cx1="http://schemas.microsoft.com/office/drawing/2015/9/8/chartex" xmlns:cx2="http://schemas.microsoft.com/office/drawing/2015/10/21/chartex" xmlns:cx3="http://schemas.microsoft.com/office/drawing/2016/5/9/chartex" xmlns:cx4="http://schemas.microsoft.com/office/drawing/2016/5/10/chartex" xmlns:cx5="http://schemas.microsoft.com/office/drawing/2016/5/11/chartex" xmlns:cx6="http://schemas.microsoft.com/office/drawing/2016/5/12/chartex" xmlns:cx7="http://schemas.microsoft.com/office/drawing/2016/5/13/chartex" xmlns:cx8="http://schemas.microsoft.com/office/drawing/2016/5/14/chartex" xmlns:mc="http://schemas.openxmlformats.org/markup-compatibility/2006" xmlns:aink="http://schemas.microsoft.com/office/drawing/2016/ink" xmlns:am3d="http://schemas.microsoft.com/office/drawing/2017/model3d" xmlns:o="urn:schemas-microsoft-com:office:office" xmlns:r="http://schemas.openxmlformats.org/officeDocument/2006/relationships" xmlns:m="http://schemas.openxmlformats.org/officeDocument/2006/math" xmlns:v="urn:schemas-microsoft-com:vml" xmlns:wp14="http://schemas.microsoft.com/office/word/2010/wordprocessingDrawing" xmlns:wp="http://schemas.openxmlformats.org/drawingml/2006/wordprocessingDrawing" xmlns:w10="urn:schemas-microsoft-com:office:word" xmlns:w="http://schemas.openxmlformats.org/wordprocessingml/2006/main" xmlns:w14="http://schemas.microsoft.com/office/word/2010/wordml" xmlns:w15="http://schemas.microsoft.com/office/word/2012/wordml" xmlns:w16cex="http://schemas.microsoft.com/office/word/2018/wordml/cex" xmlns:w16cid="http://schemas.microsoft.com/office/word/2016/wordml/cid" xmlns:w16="http://schemas.microsoft.com/office/word/2018/wordml" xmlns:w16sdtdh="http://schemas.microsoft.com/office/word/2020/wordml/sdtdatahash" xmlns:w16se="http://schemas.microsoft.com/office/word/2015/wordml/symex" xmlns:wpg="http://schemas.microsoft.com/office/word/2010/wordprocessingGroup" xmlns:wpi="http://schemas.microsoft.com/office/word/2010/wordprocessingInk" xmlns:wne="http://schemas.microsoft.com/office/word/2006/wordml" xmlns:wps="http://schemas.microsoft.com/office/word/2010/wordprocessingShape" mc:Ignorable="w14 w15 w16se w16cid w16 w16cex w16sdtdh wp14">
   <w:endnote w:type="separator" w:id="-1">
     <w:p>
       <w:pPr>
@@ -19411,7 +19414,7 @@
 </file>
 
 <file path=word/footer1.xml><?xml version="1.0" encoding="utf-8"?>
-<w:ftr xmlns:wpc="http://schemas.microsoft.com/office/word/2010/wordprocessingCanvas" xmlns:cx="http://schemas.microsoft.com/office/drawing/2014/chartex" xmlns:cx1="http://schemas.microsoft.com/office/drawing/2015/9/8/chartex" xmlns:cx2="http://schemas.microsoft.com/office/drawing/2015/10/21/chartex" xmlns:cx3="http://schemas.microsoft.com/office/drawing/2016/5/9/chartex" xmlns:cx4="http://schemas.microsoft.com/office/drawing/2016/5/10/chartex" xmlns:cx5="http://schemas.microsoft.com/office/drawing/2016/5/11/chartex" xmlns:cx6="http://schemas.microsoft.com/office/drawing/2016/5/12/chartex" xmlns:cx7="http://schemas.microsoft.com/office/drawing/2016/5/13/chartex" xmlns:cx8="http://schemas.microsoft.com/office/drawing/2016/5/14/chartex" xmlns:mc="http://schemas.openxmlformats.org/markup-compatibility/2006" xmlns:aink="http://schemas.microsoft.com/office/drawing/2016/ink" xmlns:am3d="http://schemas.microsoft.com/office/drawing/2017/model3d" xmlns:o="urn:schemas-microsoft-com:office:office" xmlns:oel="http://schemas.microsoft.com/office/2019/extlst" xmlns:r="http://schemas.openxmlformats.org/officeDocument/2006/relationships" xmlns:m="http://schemas.openxmlformats.org/officeDocument/2006/math" xmlns:v="urn:schemas-microsoft-com:vml" xmlns:wp14="http://schemas.microsoft.com/office/word/2010/wordprocessingDrawing" xmlns:wp="http://schemas.openxmlformats.org/drawingml/2006/wordprocessingDrawing" xmlns:w10="urn:schemas-microsoft-com:office:word" xmlns:w="http://schemas.openxmlformats.org/wordprocessingml/2006/main" xmlns:w14="http://schemas.microsoft.com/office/word/2010/wordml" xmlns:w15="http://schemas.microsoft.com/office/word/2012/wordml" xmlns:w16cex="http://schemas.microsoft.com/office/word/2018/wordml/cex" xmlns:w16cid="http://schemas.microsoft.com/office/word/2016/wordml/cid" xmlns:w16="http://schemas.microsoft.com/office/word/2018/wordml" xmlns:w16sdtdh="http://schemas.microsoft.com/office/word/2020/wordml/sdtdatahash" xmlns:w16se="http://schemas.microsoft.com/office/word/2015/wordml/symex" xmlns:wpg="http://schemas.microsoft.com/office/word/2010/wordprocessingGroup" xmlns:wpi="http://schemas.microsoft.com/office/word/2010/wordprocessingInk" xmlns:wne="http://schemas.microsoft.com/office/word/2006/wordml" xmlns:wps="http://schemas.microsoft.com/office/word/2010/wordprocessingShape" mc:Ignorable="w14 w15 w16se w16cid w16 w16cex w16sdtdh wp14">
+<w:ftr xmlns:wpc="http://schemas.microsoft.com/office/word/2010/wordprocessingCanvas" xmlns:cx="http://schemas.microsoft.com/office/drawing/2014/chartex" xmlns:cx1="http://schemas.microsoft.com/office/drawing/2015/9/8/chartex" xmlns:cx2="http://schemas.microsoft.com/office/drawing/2015/10/21/chartex" xmlns:cx3="http://schemas.microsoft.com/office/drawing/2016/5/9/chartex" xmlns:cx4="http://schemas.microsoft.com/office/drawing/2016/5/10/chartex" xmlns:cx5="http://schemas.microsoft.com/office/drawing/2016/5/11/chartex" xmlns:cx6="http://schemas.microsoft.com/office/drawing/2016/5/12/chartex" xmlns:cx7="http://schemas.microsoft.com/office/drawing/2016/5/13/chartex" xmlns:cx8="http://schemas.microsoft.com/office/drawing/2016/5/14/chartex" xmlns:mc="http://schemas.openxmlformats.org/markup-compatibility/2006" xmlns:aink="http://schemas.microsoft.com/office/drawing/2016/ink" xmlns:am3d="http://schemas.microsoft.com/office/drawing/2017/model3d" xmlns:o="urn:schemas-microsoft-com:office:office" xmlns:r="http://schemas.openxmlformats.org/officeDocument/2006/relationships" xmlns:m="http://schemas.openxmlformats.org/officeDocument/2006/math" xmlns:v="urn:schemas-microsoft-com:vml" xmlns:wp14="http://schemas.microsoft.com/office/word/2010/wordprocessingDrawing" xmlns:wp="http://schemas.openxmlformats.org/drawingml/2006/wordprocessingDrawing" xmlns:w10="urn:schemas-microsoft-com:office:word" xmlns:w="http://schemas.openxmlformats.org/wordprocessingml/2006/main" xmlns:w14="http://schemas.microsoft.com/office/word/2010/wordml" xmlns:w15="http://schemas.microsoft.com/office/word/2012/wordml" xmlns:w16cex="http://schemas.microsoft.com/office/word/2018/wordml/cex" xmlns:w16cid="http://schemas.microsoft.com/office/word/2016/wordml/cid" xmlns:w16="http://schemas.microsoft.com/office/word/2018/wordml" xmlns:w16sdtdh="http://schemas.microsoft.com/office/word/2020/wordml/sdtdatahash" xmlns:w16se="http://schemas.microsoft.com/office/word/2015/wordml/symex" xmlns:wpg="http://schemas.microsoft.com/office/word/2010/wordprocessingGroup" xmlns:wpi="http://schemas.microsoft.com/office/word/2010/wordprocessingInk" xmlns:wne="http://schemas.microsoft.com/office/word/2006/wordml" xmlns:wps="http://schemas.microsoft.com/office/word/2010/wordprocessingShape" mc:Ignorable="w14 w15 w16se w16cid w16 w16cex w16sdtdh wp14">
   <w:sdt>
     <w:sdtPr>
       <w:id w:val="-1465197936"/>
@@ -19420,6 +19423,7 @@
         <w:docPartUnique/>
       </w:docPartObj>
     </w:sdtPr>
+    <w:sdtEndPr/>
     <w:sdtContent>
       <w:p>
         <w:pPr>
@@ -19456,7 +19460,7 @@
 </file>
 
 <file path=word/footnotes.xml><?xml version="1.0" encoding="utf-8"?>
-<w:footnotes xmlns:wpc="http://schemas.microsoft.com/office/word/2010/wordprocessingCanvas" xmlns:cx="http://schemas.microsoft.com/office/drawing/2014/chartex" xmlns:cx1="http://schemas.microsoft.com/office/drawing/2015/9/8/chartex" xmlns:cx2="http://schemas.microsoft.com/office/drawing/2015/10/21/chartex" xmlns:cx3="http://schemas.microsoft.com/office/drawing/2016/5/9/chartex" xmlns:cx4="http://schemas.microsoft.com/office/drawing/2016/5/10/chartex" xmlns:cx5="http://schemas.microsoft.com/office/drawing/2016/5/11/chartex" xmlns:cx6="http://schemas.microsoft.com/office/drawing/2016/5/12/chartex" xmlns:cx7="http://schemas.microsoft.com/office/drawing/2016/5/13/chartex" xmlns:cx8="http://schemas.microsoft.com/office/drawing/2016/5/14/chartex" xmlns:mc="http://schemas.openxmlformats.org/markup-compatibility/2006" xmlns:aink="http://schemas.microsoft.com/office/drawing/2016/ink" xmlns:am3d="http://schemas.microsoft.com/office/drawing/2017/model3d" xmlns:o="urn:schemas-microsoft-com:office:office" xmlns:oel="http://schemas.microsoft.com/office/2019/extlst" xmlns:r="http://schemas.openxmlformats.org/officeDocument/2006/relationships" xmlns:m="http://schemas.openxmlformats.org/officeDocument/2006/math" xmlns:v="urn:schemas-microsoft-com:vml" xmlns:wp14="http://schemas.microsoft.com/office/word/2010/wordprocessingDrawing" xmlns:wp="http://schemas.openxmlformats.org/drawingml/2006/wordprocessingDrawing" xmlns:w10="urn:schemas-microsoft-com:office:word" xmlns:w="http://schemas.openxmlformats.org/wordprocessingml/2006/main" xmlns:w14="http://schemas.microsoft.com/office/word/2010/wordml" xmlns:w15="http://schemas.microsoft.com/office/word/2012/wordml" xmlns:w16cex="http://schemas.microsoft.com/office/word/2018/wordml/cex" xmlns:w16cid="http://schemas.microsoft.com/office/word/2016/wordml/cid" xmlns:w16="http://schemas.microsoft.com/office/word/2018/wordml" xmlns:w16sdtdh="http://schemas.microsoft.com/office/word/2020/wordml/sdtdatahash" xmlns:w16se="http://schemas.microsoft.com/office/word/2015/wordml/symex" xmlns:wpg="http://schemas.microsoft.com/office/word/2010/wordprocessingGroup" xmlns:wpi="http://schemas.microsoft.com/office/word/2010/wordprocessingInk" xmlns:wne="http://schemas.microsoft.com/office/word/2006/wordml" xmlns:wps="http://schemas.microsoft.com/office/word/2010/wordprocessingShape" mc:Ignorable="w14 w15 w16se w16cid w16 w16cex w16sdtdh wp14">
+<w:footnotes xmlns:wpc="http://schemas.microsoft.com/office/word/2010/wordprocessingCanvas" xmlns:cx="http://schemas.microsoft.com/office/drawing/2014/chartex" xmlns:cx1="http://schemas.microsoft.com/office/drawing/2015/9/8/chartex" xmlns:cx2="http://schemas.microsoft.com/office/drawing/2015/10/21/chartex" xmlns:cx3="http://schemas.microsoft.com/office/drawing/2016/5/9/chartex" xmlns:cx4="http://schemas.microsoft.com/office/drawing/2016/5/10/chartex" xmlns:cx5="http://schemas.microsoft.com/office/drawing/2016/5/11/chartex" xmlns:cx6="http://schemas.microsoft.com/office/drawing/2016/5/12/chartex" xmlns:cx7="http://schemas.microsoft.com/office/drawing/2016/5/13/chartex" xmlns:cx8="http://schemas.microsoft.com/office/drawing/2016/5/14/chartex" xmlns:mc="http://schemas.openxmlformats.org/markup-compatibility/2006" xmlns:aink="http://schemas.microsoft.com/office/drawing/2016/ink" xmlns:am3d="http://schemas.microsoft.com/office/drawing/2017/model3d" xmlns:o="urn:schemas-microsoft-com:office:office" xmlns:r="http://schemas.openxmlformats.org/officeDocument/2006/relationships" xmlns:m="http://schemas.openxmlformats.org/officeDocument/2006/math" xmlns:v="urn:schemas-microsoft-com:vml" xmlns:wp14="http://schemas.microsoft.com/office/word/2010/wordprocessingDrawing" xmlns:wp="http://schemas.openxmlformats.org/drawingml/2006/wordprocessingDrawing" xmlns:w10="urn:schemas-microsoft-com:office:word" xmlns:w="http://schemas.openxmlformats.org/wordprocessingml/2006/main" xmlns:w14="http://schemas.microsoft.com/office/word/2010/wordml" xmlns:w15="http://schemas.microsoft.com/office/word/2012/wordml" xmlns:w16cex="http://schemas.microsoft.com/office/word/2018/wordml/cex" xmlns:w16cid="http://schemas.microsoft.com/office/word/2016/wordml/cid" xmlns:w16="http://schemas.microsoft.com/office/word/2018/wordml" xmlns:w16sdtdh="http://schemas.microsoft.com/office/word/2020/wordml/sdtdatahash" xmlns:w16se="http://schemas.microsoft.com/office/word/2015/wordml/symex" xmlns:wpg="http://schemas.microsoft.com/office/word/2010/wordprocessingGroup" xmlns:wpi="http://schemas.microsoft.com/office/word/2010/wordprocessingInk" xmlns:wne="http://schemas.microsoft.com/office/word/2006/wordml" xmlns:wps="http://schemas.microsoft.com/office/word/2010/wordprocessingShape" mc:Ignorable="w14 w15 w16se w16cid w16 w16cex w16sdtdh wp14">
   <w:footnote w:type="separator" w:id="-1">
     <w:p>
       <w:pPr>
@@ -19481,7 +19485,7 @@
 </file>
 
 <file path=word/header1.xml><?xml version="1.0" encoding="utf-8"?>
-<w:hdr xmlns:wpc="http://schemas.microsoft.com/office/word/2010/wordprocessingCanvas" xmlns:cx="http://schemas.microsoft.com/office/drawing/2014/chartex" xmlns:cx1="http://schemas.microsoft.com/office/drawing/2015/9/8/chartex" xmlns:cx2="http://schemas.microsoft.com/office/drawing/2015/10/21/chartex" xmlns:cx3="http://schemas.microsoft.com/office/drawing/2016/5/9/chartex" xmlns:cx4="http://schemas.microsoft.com/office/drawing/2016/5/10/chartex" xmlns:cx5="http://schemas.microsoft.com/office/drawing/2016/5/11/chartex" xmlns:cx6="http://schemas.microsoft.com/office/drawing/2016/5/12/chartex" xmlns:cx7="http://schemas.microsoft.com/office/drawing/2016/5/13/chartex" xmlns:cx8="http://schemas.microsoft.com/office/drawing/2016/5/14/chartex" xmlns:mc="http://schemas.openxmlformats.org/markup-compatibility/2006" xmlns:aink="http://schemas.microsoft.com/office/drawing/2016/ink" xmlns:am3d="http://schemas.microsoft.com/office/drawing/2017/model3d" xmlns:o="urn:schemas-microsoft-com:office:office" xmlns:oel="http://schemas.microsoft.com/office/2019/extlst" xmlns:r="http://schemas.openxmlformats.org/officeDocument/2006/relationships" xmlns:m="http://schemas.openxmlformats.org/officeDocument/2006/math" xmlns:v="urn:schemas-microsoft-com:vml" xmlns:wp14="http://schemas.microsoft.com/office/word/2010/wordprocessingDrawing" xmlns:wp="http://schemas.openxmlformats.org/drawingml/2006/wordprocessingDrawing" xmlns:w10="urn:schemas-microsoft-com:office:word" xmlns:w="http://schemas.openxmlformats.org/wordprocessingml/2006/main" xmlns:w14="http://schemas.microsoft.com/office/word/2010/wordml" xmlns:w15="http://schemas.microsoft.com/office/word/2012/wordml" xmlns:w16cex="http://schemas.microsoft.com/office/word/2018/wordml/cex" xmlns:w16cid="http://schemas.microsoft.com/office/word/2016/wordml/cid" xmlns:w16="http://schemas.microsoft.com/office/word/2018/wordml" xmlns:w16sdtdh="http://schemas.microsoft.com/office/word/2020/wordml/sdtdatahash" xmlns:w16se="http://schemas.microsoft.com/office/word/2015/wordml/symex" xmlns:wpg="http://schemas.microsoft.com/office/word/2010/wordprocessingGroup" xmlns:wpi="http://schemas.microsoft.com/office/word/2010/wordprocessingInk" xmlns:wne="http://schemas.microsoft.com/office/word/2006/wordml" xmlns:wps="http://schemas.microsoft.com/office/word/2010/wordprocessingShape" mc:Ignorable="w14 w15 w16se w16cid w16 w16cex w16sdtdh wp14">
+<w:hdr xmlns:wpc="http://schemas.microsoft.com/office/word/2010/wordprocessingCanvas" xmlns:cx="http://schemas.microsoft.com/office/drawing/2014/chartex" xmlns:cx1="http://schemas.microsoft.com/office/drawing/2015/9/8/chartex" xmlns:cx2="http://schemas.microsoft.com/office/drawing/2015/10/21/chartex" xmlns:cx3="http://schemas.microsoft.com/office/drawing/2016/5/9/chartex" xmlns:cx4="http://schemas.microsoft.com/office/drawing/2016/5/10/chartex" xmlns:cx5="http://schemas.microsoft.com/office/drawing/2016/5/11/chartex" xmlns:cx6="http://schemas.microsoft.com/office/drawing/2016/5/12/chartex" xmlns:cx7="http://schemas.microsoft.com/office/drawing/2016/5/13/chartex" xmlns:cx8="http://schemas.microsoft.com/office/drawing/2016/5/14/chartex" xmlns:mc="http://schemas.openxmlformats.org/markup-compatibility/2006" xmlns:aink="http://schemas.microsoft.com/office/drawing/2016/ink" xmlns:am3d="http://schemas.microsoft.com/office/drawing/2017/model3d" xmlns:o="urn:schemas-microsoft-com:office:office" xmlns:r="http://schemas.openxmlformats.org/officeDocument/2006/relationships" xmlns:m="http://schemas.openxmlformats.org/officeDocument/2006/math" xmlns:v="urn:schemas-microsoft-com:vml" xmlns:wp14="http://schemas.microsoft.com/office/word/2010/wordprocessingDrawing" xmlns:wp="http://schemas.openxmlformats.org/drawingml/2006/wordprocessingDrawing" xmlns:w10="urn:schemas-microsoft-com:office:word" xmlns:w="http://schemas.openxmlformats.org/wordprocessingml/2006/main" xmlns:w14="http://schemas.microsoft.com/office/word/2010/wordml" xmlns:w15="http://schemas.microsoft.com/office/word/2012/wordml" xmlns:w16cex="http://schemas.microsoft.com/office/word/2018/wordml/cex" xmlns:w16cid="http://schemas.microsoft.com/office/word/2016/wordml/cid" xmlns:w16="http://schemas.microsoft.com/office/word/2018/wordml" xmlns:w16sdtdh="http://schemas.microsoft.com/office/word/2020/wordml/sdtdatahash" xmlns:w16se="http://schemas.microsoft.com/office/word/2015/wordml/symex" xmlns:wpg="http://schemas.microsoft.com/office/word/2010/wordprocessingGroup" xmlns:wpi="http://schemas.microsoft.com/office/word/2010/wordprocessingInk" xmlns:wne="http://schemas.microsoft.com/office/word/2006/wordml" xmlns:wps="http://schemas.microsoft.com/office/word/2010/wordprocessingShape" mc:Ignorable="w14 w15 w16se w16cid w16 w16cex w16sdtdh wp14">
   <w:p>
     <w:pPr>
       <w:pStyle w:val="Encabezado"/>
@@ -19567,7 +19571,7 @@
 </file>
 
 <file path=word/numbering.xml><?xml version="1.0" encoding="utf-8"?>
-<w:numbering xmlns:wpc="http://schemas.microsoft.com/office/word/2010/wordprocessingCanvas" xmlns:cx="http://schemas.microsoft.com/office/drawing/2014/chartex" xmlns:cx1="http://schemas.microsoft.com/office/drawing/2015/9/8/chartex" xmlns:cx2="http://schemas.microsoft.com/office/drawing/2015/10/21/chartex" xmlns:cx3="http://schemas.microsoft.com/office/drawing/2016/5/9/chartex" xmlns:cx4="http://schemas.microsoft.com/office/drawing/2016/5/10/chartex" xmlns:cx5="http://schemas.microsoft.com/office/drawing/2016/5/11/chartex" xmlns:cx6="http://schemas.microsoft.com/office/drawing/2016/5/12/chartex" xmlns:cx7="http://schemas.microsoft.com/office/drawing/2016/5/13/chartex" xmlns:cx8="http://schemas.microsoft.com/office/drawing/2016/5/14/chartex" xmlns:mc="http://schemas.openxmlformats.org/markup-compatibility/2006" xmlns:aink="http://schemas.microsoft.com/office/drawing/2016/ink" xmlns:am3d="http://schemas.microsoft.com/office/drawing/2017/model3d" xmlns:o="urn:schemas-microsoft-com:office:office" xmlns:oel="http://schemas.microsoft.com/office/2019/extlst" xmlns:r="http://schemas.openxmlformats.org/officeDocument/2006/relationships" xmlns:m="http://schemas.openxmlformats.org/officeDocument/2006/math" xmlns:v="urn:schemas-microsoft-com:vml" xmlns:wp14="http://schemas.microsoft.com/office/word/2010/wordprocessingDrawing" xmlns:wp="http://schemas.openxmlformats.org/drawingml/2006/wordprocessingDrawing" xmlns:w10="urn:schemas-microsoft-com:office:word" xmlns:w="http://schemas.openxmlformats.org/wordprocessingml/2006/main" xmlns:w14="http://schemas.microsoft.com/office/word/2010/wordml" xmlns:w15="http://schemas.microsoft.com/office/word/2012/wordml" xmlns:w16cex="http://schemas.microsoft.com/office/word/2018/wordml/cex" xmlns:w16cid="http://schemas.microsoft.com/office/word/2016/wordml/cid" xmlns:w16="http://schemas.microsoft.com/office/word/2018/wordml" xmlns:w16sdtdh="http://schemas.microsoft.com/office/word/2020/wordml/sdtdatahash" xmlns:w16se="http://schemas.microsoft.com/office/word/2015/wordml/symex" xmlns:wpg="http://schemas.microsoft.com/office/word/2010/wordprocessingGroup" xmlns:wpi="http://schemas.microsoft.com/office/word/2010/wordprocessingInk" xmlns:wne="http://schemas.microsoft.com/office/word/2006/wordml" xmlns:wps="http://schemas.microsoft.com/office/word/2010/wordprocessingShape" mc:Ignorable="w14 w15 w16se w16cid w16 w16cex w16sdtdh wp14">
+<w:numbering xmlns:wpc="http://schemas.microsoft.com/office/word/2010/wordprocessingCanvas" xmlns:cx="http://schemas.microsoft.com/office/drawing/2014/chartex" xmlns:cx1="http://schemas.microsoft.com/office/drawing/2015/9/8/chartex" xmlns:cx2="http://schemas.microsoft.com/office/drawing/2015/10/21/chartex" xmlns:cx3="http://schemas.microsoft.com/office/drawing/2016/5/9/chartex" xmlns:cx4="http://schemas.microsoft.com/office/drawing/2016/5/10/chartex" xmlns:cx5="http://schemas.microsoft.com/office/drawing/2016/5/11/chartex" xmlns:cx6="http://schemas.microsoft.com/office/drawing/2016/5/12/chartex" xmlns:cx7="http://schemas.microsoft.com/office/drawing/2016/5/13/chartex" xmlns:cx8="http://schemas.microsoft.com/office/drawing/2016/5/14/chartex" xmlns:mc="http://schemas.openxmlformats.org/markup-compatibility/2006" xmlns:aink="http://schemas.microsoft.com/office/drawing/2016/ink" xmlns:am3d="http://schemas.microsoft.com/office/drawing/2017/model3d" xmlns:o="urn:schemas-microsoft-com:office:office" xmlns:r="http://schemas.openxmlformats.org/officeDocument/2006/relationships" xmlns:m="http://schemas.openxmlformats.org/officeDocument/2006/math" xmlns:v="urn:schemas-microsoft-com:vml" xmlns:wp14="http://schemas.microsoft.com/office/word/2010/wordprocessingDrawing" xmlns:wp="http://schemas.openxmlformats.org/drawingml/2006/wordprocessingDrawing" xmlns:w10="urn:schemas-microsoft-com:office:word" xmlns:w="http://schemas.openxmlformats.org/wordprocessingml/2006/main" xmlns:w14="http://schemas.microsoft.com/office/word/2010/wordml" xmlns:w15="http://schemas.microsoft.com/office/word/2012/wordml" xmlns:w16cex="http://schemas.microsoft.com/office/word/2018/wordml/cex" xmlns:w16cid="http://schemas.microsoft.com/office/word/2016/wordml/cid" xmlns:w16="http://schemas.microsoft.com/office/word/2018/wordml" xmlns:w16sdtdh="http://schemas.microsoft.com/office/word/2020/wordml/sdtdatahash" xmlns:w16se="http://schemas.microsoft.com/office/word/2015/wordml/symex" xmlns:wpg="http://schemas.microsoft.com/office/word/2010/wordprocessingGroup" xmlns:wpi="http://schemas.microsoft.com/office/word/2010/wordprocessingInk" xmlns:wne="http://schemas.microsoft.com/office/word/2006/wordml" xmlns:wps="http://schemas.microsoft.com/office/word/2010/wordprocessingShape" mc:Ignorable="w14 w15 w16se w16cid w16 w16cex w16sdtdh wp14">
   <w:abstractNum w:abstractNumId="0" w15:restartNumberingAfterBreak="0">
     <w:nsid w:val="FFFFFF89"/>
     <w:multiLevelType w:val="singleLevel"/>
@@ -22372,43 +22376,43 @@
       </w:rPr>
     </w:lvl>
   </w:abstractNum>
-  <w:num w:numId="1" w16cid:durableId="772671749">
+  <w:num w:numId="1">
     <w:abstractNumId w:val="0"/>
   </w:num>
-  <w:num w:numId="2" w16cid:durableId="399139361">
+  <w:num w:numId="2">
     <w:abstractNumId w:val="9"/>
   </w:num>
-  <w:num w:numId="3" w16cid:durableId="610863320">
+  <w:num w:numId="3">
     <w:abstractNumId w:val="19"/>
   </w:num>
-  <w:num w:numId="4" w16cid:durableId="1026562646">
+  <w:num w:numId="4">
     <w:abstractNumId w:val="14"/>
   </w:num>
-  <w:num w:numId="5" w16cid:durableId="2006132240">
+  <w:num w:numId="5">
     <w:abstractNumId w:val="16"/>
   </w:num>
-  <w:num w:numId="6" w16cid:durableId="1175338021">
+  <w:num w:numId="6">
     <w:abstractNumId w:val="26"/>
   </w:num>
-  <w:num w:numId="7" w16cid:durableId="978144615">
+  <w:num w:numId="7">
     <w:abstractNumId w:val="10"/>
   </w:num>
-  <w:num w:numId="8" w16cid:durableId="1760443416">
+  <w:num w:numId="8">
     <w:abstractNumId w:val="7"/>
   </w:num>
-  <w:num w:numId="9" w16cid:durableId="1501189024">
+  <w:num w:numId="9">
     <w:abstractNumId w:val="24"/>
   </w:num>
-  <w:num w:numId="10" w16cid:durableId="115292874">
+  <w:num w:numId="10">
     <w:abstractNumId w:val="3"/>
   </w:num>
-  <w:num w:numId="11" w16cid:durableId="1675452462">
+  <w:num w:numId="11">
     <w:abstractNumId w:val="27"/>
   </w:num>
-  <w:num w:numId="12" w16cid:durableId="792746552">
+  <w:num w:numId="12">
     <w:abstractNumId w:val="23"/>
   </w:num>
-  <w:num w:numId="13" w16cid:durableId="1469980618">
+  <w:num w:numId="13">
     <w:abstractNumId w:val="16"/>
     <w:lvlOverride w:ilvl="0">
       <w:startOverride w:val="1"/>
@@ -22438,52 +22442,52 @@
       <w:startOverride w:val="1"/>
     </w:lvlOverride>
   </w:num>
-  <w:num w:numId="14" w16cid:durableId="12418791">
+  <w:num w:numId="14">
     <w:abstractNumId w:val="18"/>
   </w:num>
-  <w:num w:numId="15" w16cid:durableId="1609510639">
+  <w:num w:numId="15">
     <w:abstractNumId w:val="17"/>
   </w:num>
-  <w:num w:numId="16" w16cid:durableId="600769650">
+  <w:num w:numId="16">
     <w:abstractNumId w:val="13"/>
   </w:num>
-  <w:num w:numId="17" w16cid:durableId="926768478">
+  <w:num w:numId="17">
     <w:abstractNumId w:val="8"/>
   </w:num>
-  <w:num w:numId="18" w16cid:durableId="1578705199">
+  <w:num w:numId="18">
     <w:abstractNumId w:val="15"/>
   </w:num>
-  <w:num w:numId="19" w16cid:durableId="743063469">
+  <w:num w:numId="19">
     <w:abstractNumId w:val="4"/>
   </w:num>
-  <w:num w:numId="20" w16cid:durableId="1518038379">
+  <w:num w:numId="20">
     <w:abstractNumId w:val="21"/>
   </w:num>
-  <w:num w:numId="21" w16cid:durableId="1809279676">
+  <w:num w:numId="21">
     <w:abstractNumId w:val="2"/>
   </w:num>
-  <w:num w:numId="22" w16cid:durableId="311375021">
+  <w:num w:numId="22">
     <w:abstractNumId w:val="5"/>
   </w:num>
-  <w:num w:numId="23" w16cid:durableId="431979903">
+  <w:num w:numId="23">
     <w:abstractNumId w:val="12"/>
   </w:num>
-  <w:num w:numId="24" w16cid:durableId="943533951">
+  <w:num w:numId="24">
     <w:abstractNumId w:val="20"/>
   </w:num>
-  <w:num w:numId="25" w16cid:durableId="1668484759">
+  <w:num w:numId="25">
     <w:abstractNumId w:val="22"/>
   </w:num>
-  <w:num w:numId="26" w16cid:durableId="750469434">
+  <w:num w:numId="26">
     <w:abstractNumId w:val="1"/>
   </w:num>
-  <w:num w:numId="27" w16cid:durableId="1985767303">
+  <w:num w:numId="27">
     <w:abstractNumId w:val="25"/>
   </w:num>
-  <w:num w:numId="28" w16cid:durableId="306319288">
+  <w:num w:numId="28">
     <w:abstractNumId w:val="11"/>
   </w:num>
-  <w:num w:numId="29" w16cid:durableId="756092635">
+  <w:num w:numId="29">
     <w:abstractNumId w:val="6"/>
   </w:num>
   <w:numIdMacAtCleanup w:val="29"/>
@@ -24232,10 +24236,6 @@
 </file>
 
 <file path=customXml/item1.xml><?xml version="1.0" encoding="utf-8"?>
-<b:Sources xmlns:b="http://schemas.openxmlformats.org/officeDocument/2006/bibliography" xmlns="http://schemas.openxmlformats.org/officeDocument/2006/bibliography" SelectedStyle="\APASixthEditionOfficeOnline.xsl" StyleName="APA" Version="6"/>
-</file>
-
-<file path=customXml/item2.xml><?xml version="1.0" encoding="utf-8"?>
 <ct:contentTypeSchema xmlns:ct="http://schemas.microsoft.com/office/2006/metadata/contentType" xmlns:ma="http://schemas.microsoft.com/office/2006/metadata/properties/metaAttributes" ct:_="" ma:_="" ma:contentTypeName="Documento" ma:contentTypeID="0x0101006A81D6BD42E8DF4C91013959704817E1" ma:contentTypeVersion="15" ma:contentTypeDescription="Crear nuevo documento." ma:contentTypeScope="" ma:versionID="bf4f72ffd194f0963ff564daca6869f7">
   <xsd:schema xmlns:xsd="http://www.w3.org/2001/XMLSchema" xmlns:xs="http://www.w3.org/2001/XMLSchema" xmlns:p="http://schemas.microsoft.com/office/2006/metadata/properties" xmlns:ns2="13c90a0b-73bc-4dc0-be5f-28d77b615beb" xmlns:ns3="13c93bba-48ce-428c-bfe5-88b42c19b028" targetNamespace="http://schemas.microsoft.com/office/2006/metadata/properties" ma:root="true" ma:fieldsID="8718d6f4873a5b1392a45044efa78385" ns2:_="" ns3:_="">
     <xsd:import namespace="13c90a0b-73bc-4dc0-be5f-28d77b615beb"/>
@@ -24470,13 +24470,17 @@
 </ct:contentTypeSchema>
 </file>
 
-<file path=customXml/item3.xml><?xml version="1.0" encoding="utf-8"?>
+<file path=customXml/item2.xml><?xml version="1.0" encoding="utf-8"?>
 <?mso-contentType ?>
 <FormTemplates xmlns="http://schemas.microsoft.com/sharepoint/v3/contenttype/forms">
   <Display>DocumentLibraryForm</Display>
   <Edit>DocumentLibraryForm</Edit>
   <New>DocumentLibraryForm</New>
 </FormTemplates>
+</file>
+
+<file path=customXml/item3.xml><?xml version="1.0" encoding="utf-8"?>
+<b:Sources xmlns:b="http://schemas.openxmlformats.org/officeDocument/2006/bibliography" xmlns="http://schemas.openxmlformats.org/officeDocument/2006/bibliography" SelectedStyle="\APASixthEditionOfficeOnline.xsl" StyleName="APA" Version="6"/>
 </file>
 
 <file path=customXml/item4.xml><?xml version="1.0" encoding="utf-8"?>
@@ -24491,14 +24495,6 @@
 </file>
 
 <file path=customXml/itemProps1.xml><?xml version="1.0" encoding="utf-8"?>
-<ds:datastoreItem xmlns:ds="http://schemas.openxmlformats.org/officeDocument/2006/customXml" ds:itemID="{EAE431FD-7059-4C09-804B-C9D69EB7B213}">
-  <ds:schemaRefs>
-    <ds:schemaRef ds:uri="http://schemas.openxmlformats.org/officeDocument/2006/bibliography"/>
-  </ds:schemaRefs>
-</ds:datastoreItem>
-</file>
-
-<file path=customXml/itemProps2.xml><?xml version="1.0" encoding="utf-8"?>
 <ds:datastoreItem xmlns:ds="http://schemas.openxmlformats.org/officeDocument/2006/customXml" ds:itemID="{DAB07904-2E2D-45D0-9049-732CEB9C476A}">
   <ds:schemaRefs>
     <ds:schemaRef ds:uri="http://schemas.microsoft.com/office/2006/metadata/contentType"/>
@@ -24517,10 +24513,18 @@
 </ds:datastoreItem>
 </file>
 
-<file path=customXml/itemProps3.xml><?xml version="1.0" encoding="utf-8"?>
+<file path=customXml/itemProps2.xml><?xml version="1.0" encoding="utf-8"?>
 <ds:datastoreItem xmlns:ds="http://schemas.openxmlformats.org/officeDocument/2006/customXml" ds:itemID="{10663269-2064-4804-8290-36D4A57F5557}">
   <ds:schemaRefs>
     <ds:schemaRef ds:uri="http://schemas.microsoft.com/sharepoint/v3/contenttype/forms"/>
+  </ds:schemaRefs>
+</ds:datastoreItem>
+</file>
+
+<file path=customXml/itemProps3.xml><?xml version="1.0" encoding="utf-8"?>
+<ds:datastoreItem xmlns:ds="http://schemas.openxmlformats.org/officeDocument/2006/customXml" ds:itemID="{EAE431FD-7059-4C09-804B-C9D69EB7B213}">
+  <ds:schemaRefs>
+    <ds:schemaRef ds:uri="http://schemas.openxmlformats.org/officeDocument/2006/bibliography"/>
   </ds:schemaRefs>
 </ds:datastoreItem>
 </file>
